--- a/evidence/Logbook.4-7.docx
+++ b/evidence/Logbook.4-7.docx
@@ -3,35 +3,39 @@
 <w:document xmlns:wpc="http://schemas.microsoft.com/office/word/2010/wordprocessingCanvas" xmlns:cx="http://schemas.microsoft.com/office/drawing/2014/chartex" xmlns:cx1="http://schemas.microsoft.com/office/drawing/2015/9/8/chartex" xmlns:cx2="http://schemas.microsoft.com/office/drawing/2015/10/21/chartex" xmlns:cx3="http://schemas.microsoft.com/office/drawing/2016/5/9/chartex" xmlns:cx4="http://schemas.microsoft.com/office/drawing/2016/5/10/chartex" xmlns:cx5="http://schemas.microsoft.com/office/drawing/2016/5/11/chartex" xmlns:cx6="http://schemas.microsoft.com/office/drawing/2016/5/12/chartex" xmlns:cx7="http://schemas.microsoft.com/office/drawing/2016/5/13/chartex" xmlns:cx8="http://schemas.microsoft.com/office/drawing/2016/5/14/chartex" xmlns:mc="http://schemas.openxmlformats.org/markup-compatibility/2006" xmlns:aink="http://schemas.microsoft.com/office/drawing/2016/ink" xmlns:am3d="http://schemas.microsoft.com/office/drawing/2017/model3d" xmlns:o="urn:schemas-microsoft-com:office:office" xmlns:oel="http://schemas.microsoft.com/office/2019/extlst" xmlns:r="http://schemas.openxmlformats.org/officeDocument/2006/relationships" xmlns:m="http://schemas.openxmlformats.org/officeDocument/2006/math" xmlns:v="urn:schemas-microsoft-com:vml" xmlns:wp14="http://schemas.microsoft.com/office/word/2010/wordprocessingDrawing" xmlns:wp="http://schemas.openxmlformats.org/drawingml/2006/wordprocessingDrawing" xmlns:w10="urn:schemas-microsoft-com:office:word" xmlns:w="http://schemas.openxmlformats.org/wordprocessingml/2006/main" xmlns:w14="http://schemas.microsoft.com/office/word/2010/wordml" xmlns:w15="http://schemas.microsoft.com/office/word/2012/wordml" xmlns:w16cex="http://schemas.microsoft.com/office/word/2018/wordml/cex" xmlns:w16cid="http://schemas.microsoft.com/office/word/2016/wordml/cid" xmlns:w16="http://schemas.microsoft.com/office/word/2018/wordml" xmlns:w16du="http://schemas.microsoft.com/office/word/2023/wordml/word16du" xmlns:w16sdtdh="http://schemas.microsoft.com/office/word/2020/wordml/sdtdatahash" xmlns:w16sdtfl="http://schemas.microsoft.com/office/word/2024/wordml/sdtformatlock" xmlns:w16se="http://schemas.microsoft.com/office/word/2015/wordml/symex" xmlns:wpg="http://schemas.microsoft.com/office/word/2010/wordprocessingGroup" xmlns:wpi="http://schemas.microsoft.com/office/word/2010/wordprocessingInk" xmlns:wne="http://schemas.microsoft.com/office/word/2006/wordml" xmlns:wps="http://schemas.microsoft.com/office/word/2010/wordprocessingShape" mc:Ignorable="w14 w15 w16se w16cid w16 w16cex w16sdtdh w16sdtfl w16du wp14">
   <w:body>
     <w:p>
+      <w:r>
+        <w:t xml:space="preserve">Agile Logbook 4 — Samkelo </w:t>
+      </w:r>
+      <w:proofErr w:type="spellStart"/>
+      <w:r>
+        <w:t>Mbekwa</w:t>
+      </w:r>
+      <w:proofErr w:type="spellEnd"/>
+    </w:p>
+    <w:p>
       <w:pPr>
         <w:rPr>
-          <w:rFonts w:ascii="Abadi" w:hAnsi="Abadi" w:cs="Calibri"/>
-          <w:b/>
-          <w:bCs/>
-          <w:color w:val="156082" w:themeColor="accent1"/>
-        </w:rPr>
-      </w:pPr>
-      <w:r>
-        <w:rPr>
-          <w:rFonts w:ascii="Abadi" w:hAnsi="Abadi" w:cs="Calibri"/>
-          <w:b/>
-          <w:bCs/>
-          <w:color w:val="156082" w:themeColor="accent1"/>
-        </w:rPr>
-        <w:t>14 July 2026</w:t>
-      </w:r>
-    </w:p>
-    <w:p>
-      <w:pPr>
-        <w:rPr>
-          <w:rFonts w:ascii="Abadi" w:hAnsi="Abadi" w:cs="Calibri"/>
           <w:b/>
           <w:bCs/>
         </w:rPr>
       </w:pPr>
       <w:r>
         <w:rPr>
-          <w:rFonts w:ascii="Abadi" w:hAnsi="Abadi" w:cs="Calibri"/>
+          <w:b/>
+          <w:bCs/>
+        </w:rPr>
+        <w:t>4 August 2026</w:t>
+      </w:r>
+    </w:p>
+    <w:p>
+      <w:pPr>
+        <w:rPr>
+          <w:b/>
+          <w:bCs/>
+        </w:rPr>
+      </w:pPr>
+      <w:r>
+        <w:rPr>
           <w:b/>
           <w:bCs/>
         </w:rPr>
@@ -41,14 +45,12 @@
     <w:p>
       <w:pPr>
         <w:rPr>
-          <w:rFonts w:ascii="Abadi" w:hAnsi="Abadi" w:cs="Calibri"/>
           <w:b/>
           <w:bCs/>
         </w:rPr>
       </w:pPr>
       <w:r>
         <w:rPr>
-          <w:rFonts w:ascii="Abadi" w:hAnsi="Abadi" w:cs="Calibri"/>
           <w:b/>
           <w:bCs/>
         </w:rPr>
@@ -56,67 +58,37 @@
       </w:r>
     </w:p>
     <w:p>
-      <w:pPr>
-        <w:numPr>
-          <w:ilvl w:val="0"/>
-          <w:numId w:val="1"/>
-        </w:numPr>
+      <w:r>
+        <w:t>Reviewed the requirements for the POST /</w:t>
+      </w:r>
+      <w:proofErr w:type="spellStart"/>
+      <w:r>
+        <w:t>api</w:t>
+      </w:r>
+      <w:proofErr w:type="spellEnd"/>
+      <w:r>
+        <w:t>/auth/refresh-token endpoint.</w:t>
+      </w:r>
+    </w:p>
+    <w:p>
+      <w:r>
+        <w:t>Considered how token renewal should support the application's authentication process.</w:t>
+      </w:r>
+    </w:p>
+    <w:p>
+      <w:r>
+        <w:t>Identified the importance of handling authentication requests securely.</w:t>
+      </w:r>
+    </w:p>
+    <w:p>
+      <w:pPr>
         <w:rPr>
-          <w:rFonts w:ascii="Abadi" w:hAnsi="Abadi" w:cs="Calibri"/>
-        </w:rPr>
-      </w:pPr>
-      <w:r>
-        <w:rPr>
-          <w:rFonts w:ascii="Abadi" w:hAnsi="Abadi" w:cs="Calibri"/>
-        </w:rPr>
-        <w:t xml:space="preserve">Assisted the team with designing the user interface in Figma. </w:t>
-      </w:r>
-    </w:p>
-    <w:p>
-      <w:pPr>
-        <w:numPr>
-          <w:ilvl w:val="0"/>
-          <w:numId w:val="1"/>
-        </w:numPr>
-        <w:rPr>
-          <w:rFonts w:ascii="Abadi" w:hAnsi="Abadi" w:cs="Calibri"/>
-        </w:rPr>
-      </w:pPr>
-      <w:r>
-        <w:rPr>
-          <w:rFonts w:ascii="Abadi" w:hAnsi="Abadi" w:cs="Calibri"/>
-        </w:rPr>
-        <w:t xml:space="preserve">Contributed ideas for the layout of the home page and navigation. </w:t>
-      </w:r>
-    </w:p>
-    <w:p>
-      <w:pPr>
-        <w:numPr>
-          <w:ilvl w:val="0"/>
-          <w:numId w:val="1"/>
-        </w:numPr>
-        <w:rPr>
-          <w:rFonts w:ascii="Abadi" w:hAnsi="Abadi" w:cs="Calibri"/>
-        </w:rPr>
-      </w:pPr>
-      <w:r>
-        <w:rPr>
-          <w:rFonts w:ascii="Abadi" w:hAnsi="Abadi" w:cs="Calibri"/>
-        </w:rPr>
-        <w:t xml:space="preserve">Reviewed the core features to ensure they were reflected in the design. </w:t>
-      </w:r>
-    </w:p>
-    <w:p>
-      <w:pPr>
-        <w:rPr>
-          <w:rFonts w:ascii="Abadi" w:hAnsi="Abadi" w:cs="Calibri"/>
           <w:b/>
           <w:bCs/>
         </w:rPr>
       </w:pPr>
       <w:r>
         <w:rPr>
-          <w:rFonts w:ascii="Abadi" w:hAnsi="Abadi" w:cs="Calibri"/>
           <w:b/>
           <w:bCs/>
         </w:rPr>
@@ -124,67 +96,29 @@
       </w:r>
     </w:p>
     <w:p>
-      <w:pPr>
-        <w:numPr>
-          <w:ilvl w:val="0"/>
-          <w:numId w:val="2"/>
-        </w:numPr>
+      <w:r>
+        <w:t>Clarify the expected behaviour when a refresh token is invalid or expired.</w:t>
+      </w:r>
+    </w:p>
+    <w:p>
+      <w:r>
+        <w:t>Identify the responses required for unsuccessful authentication requests.</w:t>
+      </w:r>
+    </w:p>
+    <w:p>
+      <w:r>
+        <w:t>Review any outstanding questions about the endpoint with the team.</w:t>
+      </w:r>
+    </w:p>
+    <w:p>
+      <w:pPr>
         <w:rPr>
-          <w:rFonts w:ascii="Abadi" w:hAnsi="Abadi" w:cs="Calibri"/>
-        </w:rPr>
-      </w:pPr>
-      <w:r>
-        <w:rPr>
-          <w:rFonts w:ascii="Abadi" w:hAnsi="Abadi" w:cs="Calibri"/>
-        </w:rPr>
-        <w:t xml:space="preserve">Continue improving the Figma screens. </w:t>
-      </w:r>
-    </w:p>
-    <w:p>
-      <w:pPr>
-        <w:numPr>
-          <w:ilvl w:val="0"/>
-          <w:numId w:val="2"/>
-        </w:numPr>
-        <w:rPr>
-          <w:rFonts w:ascii="Abadi" w:hAnsi="Abadi" w:cs="Calibri"/>
-        </w:rPr>
-      </w:pPr>
-      <w:r>
-        <w:rPr>
-          <w:rFonts w:ascii="Abadi" w:hAnsi="Abadi" w:cs="Calibri"/>
-        </w:rPr>
-        <w:t xml:space="preserve">Work with the team to refine the user flow. </w:t>
-      </w:r>
-    </w:p>
-    <w:p>
-      <w:pPr>
-        <w:numPr>
-          <w:ilvl w:val="0"/>
-          <w:numId w:val="2"/>
-        </w:numPr>
-        <w:rPr>
-          <w:rFonts w:ascii="Abadi" w:hAnsi="Abadi" w:cs="Calibri"/>
-        </w:rPr>
-      </w:pPr>
-      <w:r>
-        <w:rPr>
-          <w:rFonts w:ascii="Abadi" w:hAnsi="Abadi" w:cs="Calibri"/>
-        </w:rPr>
-        <w:t xml:space="preserve">Prepare additional screens for the application. </w:t>
-      </w:r>
-    </w:p>
-    <w:p>
-      <w:pPr>
-        <w:rPr>
-          <w:rFonts w:ascii="Abadi" w:hAnsi="Abadi" w:cs="Calibri"/>
           <w:b/>
           <w:bCs/>
         </w:rPr>
       </w:pPr>
       <w:r>
         <w:rPr>
-          <w:rFonts w:ascii="Abadi" w:hAnsi="Abadi" w:cs="Calibri"/>
           <w:b/>
           <w:bCs/>
         </w:rPr>
@@ -192,33 +126,19 @@
       </w:r>
     </w:p>
     <w:p>
-      <w:pPr>
-        <w:numPr>
-          <w:ilvl w:val="0"/>
-          <w:numId w:val="3"/>
-        </w:numPr>
+      <w:r>
+        <w:t>Unclear authentication requirements could lead to unexpected behaviour when users attempt to renew their sessions.</w:t>
+      </w:r>
+    </w:p>
+    <w:p>
+      <w:pPr>
         <w:rPr>
-          <w:rFonts w:ascii="Abadi" w:hAnsi="Abadi" w:cs="Calibri"/>
-        </w:rPr>
-      </w:pPr>
-      <w:r>
-        <w:rPr>
-          <w:rFonts w:ascii="Abadi" w:hAnsi="Abadi" w:cs="Calibri"/>
-        </w:rPr>
-        <w:t xml:space="preserve">We are still discussing the best layout for some screens to keep the interface simple and user-friendly. </w:t>
-      </w:r>
-    </w:p>
-    <w:p>
-      <w:pPr>
-        <w:rPr>
-          <w:rFonts w:ascii="Abadi" w:hAnsi="Abadi" w:cs="Calibri"/>
           <w:b/>
           <w:bCs/>
         </w:rPr>
       </w:pPr>
       <w:r>
         <w:rPr>
-          <w:rFonts w:ascii="Abadi" w:hAnsi="Abadi" w:cs="Calibri"/>
           <w:b/>
           <w:bCs/>
         </w:rPr>
@@ -226,77 +146,61 @@
       </w:r>
     </w:p>
     <w:p>
+      <w:r>
+        <w:t>Reviewing authentication behaviour helped me understand the importance of defining clear rules for token renewal.</w:t>
+      </w:r>
+    </w:p>
+    <w:p>
       <w:pPr>
         <w:rPr>
-          <w:rFonts w:ascii="Abadi" w:hAnsi="Abadi" w:cs="Calibri"/>
+          <w:b/>
+          <w:bCs/>
         </w:rPr>
       </w:pPr>
       <w:r>
         <w:rPr>
-          <w:rFonts w:ascii="Abadi" w:hAnsi="Abadi" w:cs="Calibri"/>
-        </w:rPr>
-        <w:t>The first UI designs gave the team a better understanding of how the application should look and function.</w:t>
-      </w:r>
-    </w:p>
-    <w:p>
-      <w:pPr>
-        <w:rPr>
-          <w:rFonts w:ascii="Abadi" w:hAnsi="Abadi" w:cs="Calibri"/>
-        </w:rPr>
-      </w:pPr>
-      <w:r>
-        <w:rPr>
-          <w:rFonts w:ascii="Abadi" w:hAnsi="Abadi" w:cs="Calibri"/>
           <w:b/>
           <w:bCs/>
         </w:rPr>
         <w:t>Adjustment</w:t>
       </w:r>
-      <w:r>
+    </w:p>
+    <w:p>
+      <w:r>
+        <w:t>Clarify the expected behaviour for valid and invalid authentication requests before implementation and testing.</w:t>
+      </w:r>
+    </w:p>
+    <w:p>
+      <w:r>
+        <w:pict w14:anchorId="1612DC3D">
+          <v:rect id="_x0000_i1043" style="width:0;height:1.5pt" o:hralign="center" o:hrstd="t" o:hr="t" fillcolor="#a0a0a0" stroked="f"/>
+        </w:pict>
+      </w:r>
+    </w:p>
+    <w:p>
+      <w:pPr>
         <w:rPr>
-          <w:rFonts w:ascii="Abadi" w:hAnsi="Abadi" w:cs="Calibri"/>
           <w:b/>
           <w:bCs/>
         </w:rPr>
-        <w:br/>
-      </w:r>
+      </w:pPr>
       <w:r>
         <w:rPr>
-          <w:rFonts w:ascii="Abadi" w:hAnsi="Abadi" w:cs="Calibri"/>
-        </w:rPr>
-        <w:t>Continue refining the interface before moving into development to avoid unnecessary design changes.</w:t>
-      </w:r>
-    </w:p>
-    <w:p>
-      <w:pPr>
-        <w:rPr>
-          <w:rFonts w:ascii="Abadi" w:hAnsi="Abadi" w:cs="Calibri"/>
-          <w:b/>
-          <w:bCs/>
-          <w:color w:val="156082" w:themeColor="accent1"/>
-        </w:rPr>
-      </w:pPr>
-      <w:r>
-        <w:rPr>
-          <w:rFonts w:ascii="Abadi" w:hAnsi="Abadi" w:cs="Calibri"/>
-          <w:b/>
-          <w:bCs/>
-          <w:color w:val="156082" w:themeColor="accent1"/>
-        </w:rPr>
-        <w:t>15 July 2026</w:t>
-      </w:r>
-    </w:p>
-    <w:p>
-      <w:pPr>
-        <w:rPr>
-          <w:rFonts w:ascii="Abadi" w:hAnsi="Abadi" w:cs="Calibri"/>
           <w:b/>
           <w:bCs/>
         </w:rPr>
-      </w:pPr>
-      <w:r>
+        <w:t>5 August 2026</w:t>
+      </w:r>
+    </w:p>
+    <w:p>
+      <w:pPr>
         <w:rPr>
-          <w:rFonts w:ascii="Abadi" w:hAnsi="Abadi" w:cs="Calibri"/>
+          <w:b/>
+          <w:bCs/>
+        </w:rPr>
+      </w:pPr>
+      <w:r>
+        <w:rPr>
           <w:b/>
           <w:bCs/>
         </w:rPr>
@@ -306,14 +210,12 @@
     <w:p>
       <w:pPr>
         <w:rPr>
-          <w:rFonts w:ascii="Abadi" w:hAnsi="Abadi" w:cs="Calibri"/>
           <w:b/>
           <w:bCs/>
         </w:rPr>
       </w:pPr>
       <w:r>
         <w:rPr>
-          <w:rFonts w:ascii="Abadi" w:hAnsi="Abadi" w:cs="Calibri"/>
           <w:b/>
           <w:bCs/>
         </w:rPr>
@@ -321,67 +223,29 @@
       </w:r>
     </w:p>
     <w:p>
-      <w:pPr>
-        <w:numPr>
-          <w:ilvl w:val="0"/>
-          <w:numId w:val="4"/>
-        </w:numPr>
+      <w:r>
+        <w:t>Considered the error-handling requirements for the refresh-token endpoint.</w:t>
+      </w:r>
+    </w:p>
+    <w:p>
+      <w:r>
+        <w:t>Identified the importance of returning appropriate responses when authentication fails.</w:t>
+      </w:r>
+    </w:p>
+    <w:p>
+      <w:r>
+        <w:t>Reviewed how validation contributes to secure and reliable API behaviour.</w:t>
+      </w:r>
+    </w:p>
+    <w:p>
+      <w:pPr>
         <w:rPr>
-          <w:rFonts w:ascii="Abadi" w:hAnsi="Abadi" w:cs="Calibri"/>
-        </w:rPr>
-      </w:pPr>
-      <w:r>
-        <w:rPr>
-          <w:rFonts w:ascii="Abadi" w:hAnsi="Abadi" w:cs="Calibri"/>
-        </w:rPr>
-        <w:t xml:space="preserve">Helped improve the Figma prototype by updating screen layouts. </w:t>
-      </w:r>
-    </w:p>
-    <w:p>
-      <w:pPr>
-        <w:numPr>
-          <w:ilvl w:val="0"/>
-          <w:numId w:val="4"/>
-        </w:numPr>
-        <w:rPr>
-          <w:rFonts w:ascii="Abadi" w:hAnsi="Abadi" w:cs="Calibri"/>
-        </w:rPr>
-      </w:pPr>
-      <w:r>
-        <w:rPr>
-          <w:rFonts w:ascii="Abadi" w:hAnsi="Abadi" w:cs="Calibri"/>
-        </w:rPr>
-        <w:t xml:space="preserve">Worked with the team to make the navigation between pages more intuitive. </w:t>
-      </w:r>
-    </w:p>
-    <w:p>
-      <w:pPr>
-        <w:numPr>
-          <w:ilvl w:val="0"/>
-          <w:numId w:val="4"/>
-        </w:numPr>
-        <w:rPr>
-          <w:rFonts w:ascii="Abadi" w:hAnsi="Abadi" w:cs="Calibri"/>
-        </w:rPr>
-      </w:pPr>
-      <w:r>
-        <w:rPr>
-          <w:rFonts w:ascii="Abadi" w:hAnsi="Abadi" w:cs="Calibri"/>
-        </w:rPr>
-        <w:t xml:space="preserve">Reviewed the planned features to ensure they matched the interface. </w:t>
-      </w:r>
-    </w:p>
-    <w:p>
-      <w:pPr>
-        <w:rPr>
-          <w:rFonts w:ascii="Abadi" w:hAnsi="Abadi" w:cs="Calibri"/>
           <w:b/>
           <w:bCs/>
         </w:rPr>
       </w:pPr>
       <w:r>
         <w:rPr>
-          <w:rFonts w:ascii="Abadi" w:hAnsi="Abadi" w:cs="Calibri"/>
           <w:b/>
           <w:bCs/>
         </w:rPr>
@@ -389,67 +253,30 @@
       </w:r>
     </w:p>
     <w:p>
-      <w:pPr>
-        <w:numPr>
-          <w:ilvl w:val="0"/>
-          <w:numId w:val="5"/>
-        </w:numPr>
+      <w:r>
+        <w:lastRenderedPageBreak/>
+        <w:t>Identify possible error scenarios for the endpoint.</w:t>
+      </w:r>
+    </w:p>
+    <w:p>
+      <w:r>
+        <w:t>Review the expected responses for unsuccessful requests.</w:t>
+      </w:r>
+    </w:p>
+    <w:p>
+      <w:r>
+        <w:t>Consider how these scenarios should be documented for testing.</w:t>
+      </w:r>
+    </w:p>
+    <w:p>
+      <w:pPr>
         <w:rPr>
-          <w:rFonts w:ascii="Abadi" w:hAnsi="Abadi" w:cs="Calibri"/>
-        </w:rPr>
-      </w:pPr>
-      <w:r>
-        <w:rPr>
-          <w:rFonts w:ascii="Abadi" w:hAnsi="Abadi" w:cs="Calibri"/>
-        </w:rPr>
-        <w:t xml:space="preserve">Finish the remaining application screens. </w:t>
-      </w:r>
-    </w:p>
-    <w:p>
-      <w:pPr>
-        <w:numPr>
-          <w:ilvl w:val="0"/>
-          <w:numId w:val="5"/>
-        </w:numPr>
-        <w:rPr>
-          <w:rFonts w:ascii="Abadi" w:hAnsi="Abadi" w:cs="Calibri"/>
-        </w:rPr>
-      </w:pPr>
-      <w:r>
-        <w:rPr>
-          <w:rFonts w:ascii="Abadi" w:hAnsi="Abadi" w:cs="Calibri"/>
-        </w:rPr>
-        <w:t xml:space="preserve">Ensure the UI design is consistent across all pages. </w:t>
-      </w:r>
-    </w:p>
-    <w:p>
-      <w:pPr>
-        <w:numPr>
-          <w:ilvl w:val="0"/>
-          <w:numId w:val="5"/>
-        </w:numPr>
-        <w:rPr>
-          <w:rFonts w:ascii="Abadi" w:hAnsi="Abadi" w:cs="Calibri"/>
-        </w:rPr>
-      </w:pPr>
-      <w:r>
-        <w:rPr>
-          <w:rFonts w:ascii="Abadi" w:hAnsi="Abadi" w:cs="Calibri"/>
-        </w:rPr>
-        <w:t xml:space="preserve">Continue supporting the team with design decisions. </w:t>
-      </w:r>
-    </w:p>
-    <w:p>
-      <w:pPr>
-        <w:rPr>
-          <w:rFonts w:ascii="Abadi" w:hAnsi="Abadi" w:cs="Calibri"/>
           <w:b/>
           <w:bCs/>
         </w:rPr>
       </w:pPr>
       <w:r>
         <w:rPr>
-          <w:rFonts w:ascii="Abadi" w:hAnsi="Abadi" w:cs="Calibri"/>
           <w:b/>
           <w:bCs/>
         </w:rPr>
@@ -457,114 +284,81 @@
       </w:r>
     </w:p>
     <w:p>
-      <w:pPr>
-        <w:numPr>
-          <w:ilvl w:val="0"/>
-          <w:numId w:val="6"/>
-        </w:numPr>
+      <w:r>
+        <w:t>Missing error-handling requirements could make it difficult to identify and resolve authentication problems.</w:t>
+      </w:r>
+    </w:p>
+    <w:p>
+      <w:pPr>
         <w:rPr>
-          <w:rFonts w:ascii="Abadi" w:hAnsi="Abadi" w:cs="Calibri"/>
-        </w:rPr>
-      </w:pPr>
-      <w:r>
-        <w:rPr>
-          <w:rFonts w:ascii="Abadi" w:hAnsi="Abadi" w:cs="Calibri"/>
-        </w:rPr>
-        <w:t xml:space="preserve">Deciding on the placement of certain features while keeping the interface uncluttered. </w:t>
-      </w:r>
-    </w:p>
-    <w:p>
-      <w:pPr>
-        <w:rPr>
-          <w:rFonts w:ascii="Abadi" w:hAnsi="Abadi" w:cs="Calibri"/>
           <w:b/>
           <w:bCs/>
         </w:rPr>
       </w:pPr>
       <w:r>
         <w:rPr>
-          <w:rFonts w:ascii="Abadi" w:hAnsi="Abadi" w:cs="Calibri"/>
           <w:b/>
           <w:bCs/>
         </w:rPr>
-        <w:lastRenderedPageBreak/>
         <w:t>Retrospective</w:t>
       </w:r>
     </w:p>
     <w:p>
+      <w:r>
+        <w:t>Considering error scenarios helped me understand that backend development involves handling unsuccessful requests as well as successful ones.</w:t>
+      </w:r>
+    </w:p>
+    <w:p>
       <w:pPr>
         <w:rPr>
-          <w:rFonts w:ascii="Abadi" w:hAnsi="Abadi" w:cs="Calibri"/>
-        </w:rPr>
-      </w:pPr>
-      <w:r>
-        <w:rPr>
-          <w:rFonts w:ascii="Abadi" w:hAnsi="Abadi" w:cs="Calibri"/>
-        </w:rPr>
-        <w:t>The application design is becoming more consistent, making it easier to visualize how users will interact with DealNest.</w:t>
-      </w:r>
-    </w:p>
-    <w:p>
-      <w:pPr>
-        <w:rPr>
-          <w:rFonts w:ascii="Abadi" w:hAnsi="Abadi" w:cs="Calibri"/>
           <w:b/>
           <w:bCs/>
         </w:rPr>
       </w:pPr>
       <w:r>
         <w:rPr>
-          <w:rFonts w:ascii="Abadi" w:hAnsi="Abadi" w:cs="Calibri"/>
           <w:b/>
           <w:bCs/>
         </w:rPr>
         <w:t>Adjustment</w:t>
       </w:r>
-      <w:r>
+    </w:p>
+    <w:p>
+      <w:r>
+        <w:t>Include relevant error scenarios in the endpoint requirements and testing plan.</w:t>
+      </w:r>
+    </w:p>
+    <w:p>
+      <w:r>
+        <w:pict w14:anchorId="6C97C715">
+          <v:rect id="_x0000_i1044" style="width:0;height:1.5pt" o:hralign="center" o:hrstd="t" o:hr="t" fillcolor="#a0a0a0" stroked="f"/>
+        </w:pict>
+      </w:r>
+    </w:p>
+    <w:p>
+      <w:pPr>
         <w:rPr>
-          <w:rFonts w:ascii="Abadi" w:hAnsi="Abadi" w:cs="Calibri"/>
           <w:b/>
           <w:bCs/>
         </w:rPr>
-        <w:br/>
-      </w:r>
+      </w:pPr>
       <w:r>
         <w:rPr>
-          <w:rFonts w:ascii="Abadi" w:hAnsi="Abadi" w:cs="Calibri"/>
-        </w:rPr>
-        <w:t>Maintain a consistent colour scheme and layout throughout the application.</w:t>
-      </w:r>
-    </w:p>
-    <w:p>
-      <w:pPr>
-        <w:rPr>
-          <w:rFonts w:ascii="Abadi" w:hAnsi="Abadi" w:cs="Calibri"/>
-          <w:b/>
-          <w:bCs/>
-          <w:color w:val="156082" w:themeColor="accent1"/>
-        </w:rPr>
-      </w:pPr>
-      <w:r>
-        <w:rPr>
-          <w:rFonts w:ascii="Abadi" w:hAnsi="Abadi" w:cs="Calibri"/>
-          <w:b/>
-          <w:bCs/>
-          <w:color w:val="156082" w:themeColor="accent1"/>
-        </w:rPr>
-        <w:t>16 July 2026</w:t>
-      </w:r>
-    </w:p>
-    <w:p>
-      <w:pPr>
-        <w:rPr>
-          <w:rFonts w:ascii="Abadi" w:hAnsi="Abadi" w:cs="Calibri"/>
           <w:b/>
           <w:bCs/>
         </w:rPr>
-      </w:pPr>
-      <w:r>
+        <w:t>6 August 2026</w:t>
+      </w:r>
+    </w:p>
+    <w:p>
+      <w:pPr>
         <w:rPr>
-          <w:rFonts w:ascii="Abadi" w:hAnsi="Abadi" w:cs="Calibri"/>
+          <w:b/>
+          <w:bCs/>
+        </w:rPr>
+      </w:pPr>
+      <w:r>
+        <w:rPr>
           <w:b/>
           <w:bCs/>
         </w:rPr>
@@ -574,14 +368,12 @@
     <w:p>
       <w:pPr>
         <w:rPr>
-          <w:rFonts w:ascii="Abadi" w:hAnsi="Abadi" w:cs="Calibri"/>
           <w:b/>
           <w:bCs/>
         </w:rPr>
       </w:pPr>
       <w:r>
         <w:rPr>
-          <w:rFonts w:ascii="Abadi" w:hAnsi="Abadi" w:cs="Calibri"/>
           <w:b/>
           <w:bCs/>
         </w:rPr>
@@ -589,67 +381,29 @@
       </w:r>
     </w:p>
     <w:p>
-      <w:pPr>
-        <w:numPr>
-          <w:ilvl w:val="0"/>
-          <w:numId w:val="7"/>
-        </w:numPr>
+      <w:r>
+        <w:t>Continued reviewing the functional requirements for the Administrator role.</w:t>
+      </w:r>
+    </w:p>
+    <w:p>
+      <w:r>
+        <w:t>Considered the difference between ordinary user permissions and administrative permissions.</w:t>
+      </w:r>
+    </w:p>
+    <w:p>
+      <w:r>
+        <w:t>Identified the importance of restricting administrative functions to authorised users.</w:t>
+      </w:r>
+    </w:p>
+    <w:p>
+      <w:pPr>
         <w:rPr>
-          <w:rFonts w:ascii="Abadi" w:hAnsi="Abadi" w:cs="Calibri"/>
-        </w:rPr>
-      </w:pPr>
-      <w:r>
-        <w:rPr>
-          <w:rFonts w:ascii="Abadi" w:hAnsi="Abadi" w:cs="Calibri"/>
-        </w:rPr>
-        <w:t xml:space="preserve">Assisted in refining the Figma prototype. </w:t>
-      </w:r>
-    </w:p>
-    <w:p>
-      <w:pPr>
-        <w:numPr>
-          <w:ilvl w:val="0"/>
-          <w:numId w:val="7"/>
-        </w:numPr>
-        <w:rPr>
-          <w:rFonts w:ascii="Abadi" w:hAnsi="Abadi" w:cs="Calibri"/>
-        </w:rPr>
-      </w:pPr>
-      <w:r>
-        <w:rPr>
-          <w:rFonts w:ascii="Abadi" w:hAnsi="Abadi" w:cs="Calibri"/>
-        </w:rPr>
-        <w:t xml:space="preserve">Reviewed the application's user flow from the home page to viewing promotions. </w:t>
-      </w:r>
-    </w:p>
-    <w:p>
-      <w:pPr>
-        <w:numPr>
-          <w:ilvl w:val="0"/>
-          <w:numId w:val="7"/>
-        </w:numPr>
-        <w:rPr>
-          <w:rFonts w:ascii="Abadi" w:hAnsi="Abadi" w:cs="Calibri"/>
-        </w:rPr>
-      </w:pPr>
-      <w:r>
-        <w:rPr>
-          <w:rFonts w:ascii="Abadi" w:hAnsi="Abadi" w:cs="Calibri"/>
-        </w:rPr>
-        <w:t xml:space="preserve">Participated in discussions about how the interface should support the planned features. </w:t>
-      </w:r>
-    </w:p>
-    <w:p>
-      <w:pPr>
-        <w:rPr>
-          <w:rFonts w:ascii="Abadi" w:hAnsi="Abadi" w:cs="Calibri"/>
           <w:b/>
           <w:bCs/>
         </w:rPr>
       </w:pPr>
       <w:r>
         <w:rPr>
-          <w:rFonts w:ascii="Abadi" w:hAnsi="Abadi" w:cs="Calibri"/>
           <w:b/>
           <w:bCs/>
         </w:rPr>
@@ -657,67 +411,29 @@
       </w:r>
     </w:p>
     <w:p>
-      <w:pPr>
-        <w:numPr>
-          <w:ilvl w:val="0"/>
-          <w:numId w:val="8"/>
-        </w:numPr>
+      <w:r>
+        <w:t>Clarify the functions the Administrator should be able to access.</w:t>
+      </w:r>
+    </w:p>
+    <w:p>
+      <w:r>
+        <w:t>Identify permissions that require further discussion with the team.</w:t>
+      </w:r>
+    </w:p>
+    <w:p>
+      <w:r>
+        <w:t>Organise the requirements to support future implementation.</w:t>
+      </w:r>
+    </w:p>
+    <w:p>
+      <w:pPr>
         <w:rPr>
-          <w:rFonts w:ascii="Abadi" w:hAnsi="Abadi" w:cs="Calibri"/>
-        </w:rPr>
-      </w:pPr>
-      <w:r>
-        <w:rPr>
-          <w:rFonts w:ascii="Abadi" w:hAnsi="Abadi" w:cs="Calibri"/>
-        </w:rPr>
-        <w:t xml:space="preserve">Finalize the remaining UI screens. </w:t>
-      </w:r>
-    </w:p>
-    <w:p>
-      <w:pPr>
-        <w:numPr>
-          <w:ilvl w:val="0"/>
-          <w:numId w:val="8"/>
-        </w:numPr>
-        <w:rPr>
-          <w:rFonts w:ascii="Abadi" w:hAnsi="Abadi" w:cs="Calibri"/>
-        </w:rPr>
-      </w:pPr>
-      <w:r>
-        <w:rPr>
-          <w:rFonts w:ascii="Abadi" w:hAnsi="Abadi" w:cs="Calibri"/>
-        </w:rPr>
-        <w:t xml:space="preserve">Make small improvements to spacing, icons and navigation. </w:t>
-      </w:r>
-    </w:p>
-    <w:p>
-      <w:pPr>
-        <w:numPr>
-          <w:ilvl w:val="0"/>
-          <w:numId w:val="8"/>
-        </w:numPr>
-        <w:rPr>
-          <w:rFonts w:ascii="Abadi" w:hAnsi="Abadi" w:cs="Calibri"/>
-        </w:rPr>
-      </w:pPr>
-      <w:r>
-        <w:rPr>
-          <w:rFonts w:ascii="Abadi" w:hAnsi="Abadi" w:cs="Calibri"/>
-        </w:rPr>
-        <w:t xml:space="preserve">Help prepare the design for implementation. </w:t>
-      </w:r>
-    </w:p>
-    <w:p>
-      <w:pPr>
-        <w:rPr>
-          <w:rFonts w:ascii="Abadi" w:hAnsi="Abadi" w:cs="Calibri"/>
           <w:b/>
           <w:bCs/>
         </w:rPr>
       </w:pPr>
       <w:r>
         <w:rPr>
-          <w:rFonts w:ascii="Abadi" w:hAnsi="Abadi" w:cs="Calibri"/>
           <w:b/>
           <w:bCs/>
         </w:rPr>
@@ -725,33 +441,19 @@
       </w:r>
     </w:p>
     <w:p>
-      <w:pPr>
-        <w:numPr>
-          <w:ilvl w:val="0"/>
-          <w:numId w:val="9"/>
-        </w:numPr>
+      <w:r>
+        <w:t>Unclear permissions could result in users receiving access to functions they should not be able to use.</w:t>
+      </w:r>
+    </w:p>
+    <w:p>
+      <w:pPr>
         <w:rPr>
-          <w:rFonts w:ascii="Abadi" w:hAnsi="Abadi" w:cs="Calibri"/>
-        </w:rPr>
-      </w:pPr>
-      <w:r>
-        <w:rPr>
-          <w:rFonts w:ascii="Abadi" w:hAnsi="Abadi" w:cs="Calibri"/>
-        </w:rPr>
-        <w:t xml:space="preserve">Making sure all screens follow the same design style and provide a smooth user experience. </w:t>
-      </w:r>
-    </w:p>
-    <w:p>
-      <w:pPr>
-        <w:rPr>
-          <w:rFonts w:ascii="Abadi" w:hAnsi="Abadi" w:cs="Calibri"/>
           <w:b/>
           <w:bCs/>
         </w:rPr>
       </w:pPr>
       <w:r>
         <w:rPr>
-          <w:rFonts w:ascii="Abadi" w:hAnsi="Abadi" w:cs="Calibri"/>
           <w:b/>
           <w:bCs/>
         </w:rPr>
@@ -759,79 +461,62 @@
       </w:r>
     </w:p>
     <w:p>
+      <w:r>
+        <w:t>Reviewing Administrator permissions highlighted the importance of access control in an application that supports different user roles.</w:t>
+      </w:r>
+    </w:p>
+    <w:p>
       <w:pPr>
         <w:rPr>
-          <w:rFonts w:ascii="Abadi" w:hAnsi="Abadi" w:cs="Calibri"/>
-        </w:rPr>
-      </w:pPr>
-      <w:r>
-        <w:rPr>
-          <w:rFonts w:ascii="Abadi" w:hAnsi="Abadi" w:cs="Calibri"/>
-        </w:rPr>
-        <w:t>Reviewing the user flow helped identify small improvements that will make the application easier to use.</w:t>
-      </w:r>
-    </w:p>
-    <w:p>
-      <w:pPr>
-        <w:rPr>
-          <w:rFonts w:ascii="Abadi" w:hAnsi="Abadi" w:cs="Calibri"/>
           <w:b/>
           <w:bCs/>
         </w:rPr>
       </w:pPr>
       <w:r>
         <w:rPr>
-          <w:rFonts w:ascii="Abadi" w:hAnsi="Abadi" w:cs="Calibri"/>
           <w:b/>
           <w:bCs/>
         </w:rPr>
         <w:t>Adjustment</w:t>
       </w:r>
-      <w:r>
+    </w:p>
+    <w:p>
+      <w:r>
+        <w:lastRenderedPageBreak/>
+        <w:t>Ensure the Administrator's functions and permissions are clearly defined before implementation.</w:t>
+      </w:r>
+    </w:p>
+    <w:p>
+      <w:r>
+        <w:pict w14:anchorId="15BD4FF1">
+          <v:rect id="_x0000_i1045" style="width:0;height:1.5pt" o:hralign="center" o:hrstd="t" o:hr="t" fillcolor="#a0a0a0" stroked="f"/>
+        </w:pict>
+      </w:r>
+    </w:p>
+    <w:p>
+      <w:pPr>
         <w:rPr>
-          <w:rFonts w:ascii="Abadi" w:hAnsi="Abadi" w:cs="Calibri"/>
           <w:b/>
           <w:bCs/>
         </w:rPr>
-        <w:br/>
-      </w:r>
+      </w:pPr>
       <w:r>
         <w:rPr>
-          <w:rFonts w:ascii="Abadi" w:hAnsi="Abadi"/>
-        </w:rPr>
-        <w:t>Focus on keeping the interface clean and consistent before development begins.</w:t>
-      </w:r>
-    </w:p>
-    <w:p>
-      <w:pPr>
-        <w:rPr>
-          <w:rFonts w:ascii="Abadi" w:hAnsi="Abadi" w:cs="Calibri"/>
-          <w:b/>
-          <w:bCs/>
-          <w:color w:val="156082" w:themeColor="accent1"/>
-        </w:rPr>
-      </w:pPr>
-      <w:r>
-        <w:rPr>
-          <w:rFonts w:ascii="Abadi" w:hAnsi="Abadi" w:cs="Calibri"/>
-          <w:b/>
-          <w:bCs/>
-          <w:color w:val="156082" w:themeColor="accent1"/>
-        </w:rPr>
-        <w:t>17 July 2026</w:t>
-      </w:r>
-    </w:p>
-    <w:p>
-      <w:pPr>
-        <w:rPr>
-          <w:rFonts w:ascii="Abadi" w:hAnsi="Abadi" w:cs="Calibri"/>
           <w:b/>
           <w:bCs/>
         </w:rPr>
-      </w:pPr>
-      <w:r>
+        <w:t>7 August 2026</w:t>
+      </w:r>
+    </w:p>
+    <w:p>
+      <w:pPr>
         <w:rPr>
-          <w:rFonts w:ascii="Abadi" w:hAnsi="Abadi" w:cs="Calibri"/>
+          <w:b/>
+          <w:bCs/>
+        </w:rPr>
+      </w:pPr>
+      <w:r>
+        <w:rPr>
           <w:b/>
           <w:bCs/>
         </w:rPr>
@@ -841,14 +526,12 @@
     <w:p>
       <w:pPr>
         <w:rPr>
-          <w:rFonts w:ascii="Abadi" w:hAnsi="Abadi" w:cs="Calibri"/>
           <w:b/>
           <w:bCs/>
         </w:rPr>
       </w:pPr>
       <w:r>
         <w:rPr>
-          <w:rFonts w:ascii="Abadi" w:hAnsi="Abadi" w:cs="Calibri"/>
           <w:b/>
           <w:bCs/>
         </w:rPr>
@@ -856,67 +539,29 @@
       </w:r>
     </w:p>
     <w:p>
-      <w:pPr>
-        <w:numPr>
-          <w:ilvl w:val="0"/>
-          <w:numId w:val="10"/>
-        </w:numPr>
+      <w:r>
+        <w:t>Reviewed the authentication and Administrator requirements considered during the week.</w:t>
+      </w:r>
+    </w:p>
+    <w:p>
+      <w:r>
+        <w:t>Identified outstanding questions relating to endpoint behaviour and role permissions.</w:t>
+      </w:r>
+    </w:p>
+    <w:p>
+      <w:r>
+        <w:t>Considered how clear requirements could support backend development and testing.</w:t>
+      </w:r>
+    </w:p>
+    <w:p>
+      <w:pPr>
         <w:rPr>
-          <w:rFonts w:ascii="Abadi" w:hAnsi="Abadi" w:cs="Calibri"/>
-        </w:rPr>
-      </w:pPr>
-      <w:r>
-        <w:rPr>
-          <w:rFonts w:ascii="Abadi" w:hAnsi="Abadi" w:cs="Calibri"/>
-        </w:rPr>
-        <w:t xml:space="preserve">Helped finalize the Figma UI design for the main application screens. </w:t>
-      </w:r>
-    </w:p>
-    <w:p>
-      <w:pPr>
-        <w:numPr>
-          <w:ilvl w:val="0"/>
-          <w:numId w:val="10"/>
-        </w:numPr>
-        <w:rPr>
-          <w:rFonts w:ascii="Abadi" w:hAnsi="Abadi" w:cs="Calibri"/>
-        </w:rPr>
-      </w:pPr>
-      <w:r>
-        <w:rPr>
-          <w:rFonts w:ascii="Abadi" w:hAnsi="Abadi" w:cs="Calibri"/>
-        </w:rPr>
-        <w:t xml:space="preserve">Reviewed the overall user journey with the team. </w:t>
-      </w:r>
-    </w:p>
-    <w:p>
-      <w:pPr>
-        <w:numPr>
-          <w:ilvl w:val="0"/>
-          <w:numId w:val="10"/>
-        </w:numPr>
-        <w:rPr>
-          <w:rFonts w:ascii="Abadi" w:hAnsi="Abadi" w:cs="Calibri"/>
-        </w:rPr>
-      </w:pPr>
-      <w:r>
-        <w:rPr>
-          <w:rFonts w:ascii="Abadi" w:hAnsi="Abadi" w:cs="Calibri"/>
-        </w:rPr>
-        <w:t xml:space="preserve">Made minor design improvements based on team discussions. </w:t>
-      </w:r>
-    </w:p>
-    <w:p>
-      <w:pPr>
-        <w:rPr>
-          <w:rFonts w:ascii="Abadi" w:hAnsi="Abadi" w:cs="Calibri"/>
           <w:b/>
           <w:bCs/>
         </w:rPr>
       </w:pPr>
       <w:r>
         <w:rPr>
-          <w:rFonts w:ascii="Abadi" w:hAnsi="Abadi" w:cs="Calibri"/>
           <w:b/>
           <w:bCs/>
         </w:rPr>
@@ -924,68 +569,29 @@
       </w:r>
     </w:p>
     <w:p>
-      <w:pPr>
-        <w:numPr>
-          <w:ilvl w:val="0"/>
-          <w:numId w:val="11"/>
-        </w:numPr>
+      <w:r>
+        <w:t>Follow up on unresolved authentication and Administrator requirements.</w:t>
+      </w:r>
+    </w:p>
+    <w:p>
+      <w:r>
+        <w:t>Prepare the relevant information for the next stage of development.</w:t>
+      </w:r>
+    </w:p>
+    <w:p>
+      <w:r>
+        <w:t>Keep technical requirements organised for reference by the team.</w:t>
+      </w:r>
+    </w:p>
+    <w:p>
+      <w:pPr>
         <w:rPr>
-          <w:rFonts w:ascii="Abadi" w:hAnsi="Abadi" w:cs="Calibri"/>
-        </w:rPr>
-      </w:pPr>
-      <w:r>
-        <w:rPr>
-          <w:rFonts w:ascii="Abadi" w:hAnsi="Abadi" w:cs="Calibri"/>
-        </w:rPr>
-        <w:t xml:space="preserve">Begin supporting the implementation of the UI during development. </w:t>
-      </w:r>
-    </w:p>
-    <w:p>
-      <w:pPr>
-        <w:numPr>
-          <w:ilvl w:val="0"/>
-          <w:numId w:val="11"/>
-        </w:numPr>
-        <w:rPr>
-          <w:rFonts w:ascii="Abadi" w:hAnsi="Abadi" w:cs="Calibri"/>
-        </w:rPr>
-      </w:pPr>
-      <w:r>
-        <w:rPr>
-          <w:rFonts w:ascii="Abadi" w:hAnsi="Abadi" w:cs="Calibri"/>
-        </w:rPr>
-        <w:t xml:space="preserve">Continue updating the design if new requirements arise. </w:t>
-      </w:r>
-    </w:p>
-    <w:p>
-      <w:pPr>
-        <w:numPr>
-          <w:ilvl w:val="0"/>
-          <w:numId w:val="11"/>
-        </w:numPr>
-        <w:rPr>
-          <w:rFonts w:ascii="Abadi" w:hAnsi="Abadi" w:cs="Calibri"/>
-        </w:rPr>
-      </w:pPr>
-      <w:r>
-        <w:rPr>
-          <w:rFonts w:ascii="Abadi" w:hAnsi="Abadi" w:cs="Calibri"/>
-        </w:rPr>
-        <w:lastRenderedPageBreak/>
-        <w:t xml:space="preserve">Assist the team wherever needed as development progresses. </w:t>
-      </w:r>
-    </w:p>
-    <w:p>
-      <w:pPr>
-        <w:rPr>
-          <w:rFonts w:ascii="Abadi" w:hAnsi="Abadi" w:cs="Calibri"/>
           <w:b/>
           <w:bCs/>
         </w:rPr>
       </w:pPr>
       <w:r>
         <w:rPr>
-          <w:rFonts w:ascii="Abadi" w:hAnsi="Abadi" w:cs="Calibri"/>
           <w:b/>
           <w:bCs/>
         </w:rPr>
@@ -993,33 +599,19 @@
       </w:r>
     </w:p>
     <w:p>
-      <w:pPr>
-        <w:numPr>
-          <w:ilvl w:val="0"/>
-          <w:numId w:val="12"/>
-        </w:numPr>
+      <w:r>
+        <w:t>Unresolved questions could delay implementation or lead to inconsistent behaviour.</w:t>
+      </w:r>
+    </w:p>
+    <w:p>
+      <w:pPr>
         <w:rPr>
-          <w:rFonts w:ascii="Abadi" w:hAnsi="Abadi" w:cs="Calibri"/>
-        </w:rPr>
-      </w:pPr>
-      <w:r>
-        <w:rPr>
-          <w:rFonts w:ascii="Abadi" w:hAnsi="Abadi" w:cs="Calibri"/>
-        </w:rPr>
-        <w:t xml:space="preserve">Ensuring the implemented interface closely matches the approved Figma design. </w:t>
-      </w:r>
-    </w:p>
-    <w:p>
-      <w:pPr>
-        <w:rPr>
-          <w:rFonts w:ascii="Abadi" w:hAnsi="Abadi" w:cs="Calibri"/>
           <w:b/>
           <w:bCs/>
         </w:rPr>
       </w:pPr>
       <w:r>
         <w:rPr>
-          <w:rFonts w:ascii="Abadi" w:hAnsi="Abadi" w:cs="Calibri"/>
           <w:b/>
           <w:bCs/>
         </w:rPr>
@@ -1027,56 +619,31 @@
       </w:r>
     </w:p>
     <w:p>
+      <w:r>
+        <w:t>This week's planning highlighted the relationship between authentication, access control, and clear functional requirements.</w:t>
+      </w:r>
+    </w:p>
+    <w:p>
       <w:pPr>
         <w:rPr>
-          <w:rFonts w:ascii="Abadi" w:hAnsi="Abadi" w:cs="Calibri"/>
-        </w:rPr>
-      </w:pPr>
-      <w:r>
-        <w:rPr>
-          <w:rFonts w:ascii="Abadi" w:hAnsi="Abadi" w:cs="Calibri"/>
-        </w:rPr>
-        <w:t>Completing the UI design gave the team a clear visual guide for development and improved our understanding of the application's workflow.</w:t>
-      </w:r>
-    </w:p>
-    <w:p>
-      <w:pPr>
-        <w:rPr>
-          <w:rFonts w:ascii="Abadi" w:hAnsi="Abadi" w:cs="Calibri"/>
           <w:b/>
           <w:bCs/>
         </w:rPr>
       </w:pPr>
       <w:r>
         <w:rPr>
-          <w:rFonts w:ascii="Abadi" w:hAnsi="Abadi" w:cs="Calibri"/>
           <w:b/>
           <w:bCs/>
         </w:rPr>
         <w:t>Adjustment</w:t>
       </w:r>
-      <w:r>
-        <w:rPr>
-          <w:rFonts w:ascii="Abadi" w:hAnsi="Abadi" w:cs="Calibri"/>
-          <w:b/>
-          <w:bCs/>
-        </w:rPr>
-        <w:br/>
-      </w:r>
-      <w:r>
-        <w:rPr>
-          <w:rFonts w:ascii="Abadi" w:hAnsi="Abadi" w:cs="Calibri"/>
-        </w:rPr>
-        <w:t>Keep the Figma prototype updated alongside development so the design and implementation remain aligned.</w:t>
-      </w:r>
-    </w:p>
-    <w:p>
-      <w:pPr>
-        <w:rPr>
-          <w:rFonts w:ascii="Abadi" w:hAnsi="Abadi" w:cs="Calibri"/>
-        </w:rPr>
-      </w:pPr>
-    </w:p>
+    </w:p>
+    <w:p>
+      <w:r>
+        <w:t>Track outstanding questions and communicate them to the team so they can be addressed before they affect development.</w:t>
+      </w:r>
+    </w:p>
+    <w:p/>
     <w:sectPr>
       <w:pgSz w:w="11906" w:h="16838"/>
       <w:pgMar w:top="1440" w:right="1440" w:bottom="1440" w:left="1440" w:header="708" w:footer="708" w:gutter="0"/>
@@ -1090,6 +657,453 @@
 <file path=word/numbering.xml><?xml version="1.0" encoding="utf-8"?>
 <w:numbering xmlns:wpc="http://schemas.microsoft.com/office/word/2010/wordprocessingCanvas" xmlns:cx="http://schemas.microsoft.com/office/drawing/2014/chartex" xmlns:cx1="http://schemas.microsoft.com/office/drawing/2015/9/8/chartex" xmlns:cx2="http://schemas.microsoft.com/office/drawing/2015/10/21/chartex" xmlns:cx3="http://schemas.microsoft.com/office/drawing/2016/5/9/chartex" xmlns:cx4="http://schemas.microsoft.com/office/drawing/2016/5/10/chartex" xmlns:cx5="http://schemas.microsoft.com/office/drawing/2016/5/11/chartex" xmlns:cx6="http://schemas.microsoft.com/office/drawing/2016/5/12/chartex" xmlns:cx7="http://schemas.microsoft.com/office/drawing/2016/5/13/chartex" xmlns:cx8="http://schemas.microsoft.com/office/drawing/2016/5/14/chartex" xmlns:mc="http://schemas.openxmlformats.org/markup-compatibility/2006" xmlns:aink="http://schemas.microsoft.com/office/drawing/2016/ink" xmlns:am3d="http://schemas.microsoft.com/office/drawing/2017/model3d" xmlns:o="urn:schemas-microsoft-com:office:office" xmlns:oel="http://schemas.microsoft.com/office/2019/extlst" xmlns:r="http://schemas.openxmlformats.org/officeDocument/2006/relationships" xmlns:m="http://schemas.openxmlformats.org/officeDocument/2006/math" xmlns:v="urn:schemas-microsoft-com:vml" xmlns:wp14="http://schemas.microsoft.com/office/word/2010/wordprocessingDrawing" xmlns:wp="http://schemas.openxmlformats.org/drawingml/2006/wordprocessingDrawing" xmlns:w10="urn:schemas-microsoft-com:office:word" xmlns:w="http://schemas.openxmlformats.org/wordprocessingml/2006/main" xmlns:w14="http://schemas.microsoft.com/office/word/2010/wordml" xmlns:w15="http://schemas.microsoft.com/office/word/2012/wordml" xmlns:w16cex="http://schemas.microsoft.com/office/word/2018/wordml/cex" xmlns:w16cid="http://schemas.microsoft.com/office/word/2016/wordml/cid" xmlns:w16="http://schemas.microsoft.com/office/word/2018/wordml" xmlns:w16du="http://schemas.microsoft.com/office/word/2023/wordml/word16du" xmlns:w16sdtdh="http://schemas.microsoft.com/office/word/2020/wordml/sdtdatahash" xmlns:w16sdtfl="http://schemas.microsoft.com/office/word/2024/wordml/sdtformatlock" xmlns:w16se="http://schemas.microsoft.com/office/word/2015/wordml/symex" xmlns:wpg="http://schemas.microsoft.com/office/word/2010/wordprocessingGroup" xmlns:wpi="http://schemas.microsoft.com/office/word/2010/wordprocessingInk" xmlns:wne="http://schemas.microsoft.com/office/word/2006/wordml" xmlns:wps="http://schemas.microsoft.com/office/word/2010/wordprocessingShape" mc:Ignorable="w14 w15 w16se w16cid w16 w16cex w16sdtdh w16sdtfl w16du wp14">
   <w:abstractNum w:abstractNumId="0" w15:restartNumberingAfterBreak="0">
+    <w:nsid w:val="04850F8F"/>
+    <w:multiLevelType w:val="multilevel"/>
+    <w:tmpl w:val="181A2484"/>
+    <w:lvl w:ilvl="0">
+      <w:start w:val="1"/>
+      <w:numFmt w:val="bullet"/>
+      <w:lvlText w:val=""/>
+      <w:lvlJc w:val="left"/>
+      <w:pPr>
+        <w:tabs>
+          <w:tab w:val="num" w:pos="720"/>
+        </w:tabs>
+        <w:ind w:left="720" w:hanging="360"/>
+      </w:pPr>
+      <w:rPr>
+        <w:rFonts w:ascii="Symbol" w:hAnsi="Symbol" w:hint="default"/>
+        <w:sz w:val="20"/>
+      </w:rPr>
+    </w:lvl>
+    <w:lvl w:ilvl="1" w:tentative="1">
+      <w:start w:val="1"/>
+      <w:numFmt w:val="bullet"/>
+      <w:lvlText w:val="o"/>
+      <w:lvlJc w:val="left"/>
+      <w:pPr>
+        <w:tabs>
+          <w:tab w:val="num" w:pos="1440"/>
+        </w:tabs>
+        <w:ind w:left="1440" w:hanging="360"/>
+      </w:pPr>
+      <w:rPr>
+        <w:rFonts w:ascii="Courier New" w:hAnsi="Courier New" w:hint="default"/>
+        <w:sz w:val="20"/>
+      </w:rPr>
+    </w:lvl>
+    <w:lvl w:ilvl="2" w:tentative="1">
+      <w:start w:val="1"/>
+      <w:numFmt w:val="bullet"/>
+      <w:lvlText w:val=""/>
+      <w:lvlJc w:val="left"/>
+      <w:pPr>
+        <w:tabs>
+          <w:tab w:val="num" w:pos="2160"/>
+        </w:tabs>
+        <w:ind w:left="2160" w:hanging="360"/>
+      </w:pPr>
+      <w:rPr>
+        <w:rFonts w:ascii="Wingdings" w:hAnsi="Wingdings" w:hint="default"/>
+        <w:sz w:val="20"/>
+      </w:rPr>
+    </w:lvl>
+    <w:lvl w:ilvl="3" w:tentative="1">
+      <w:start w:val="1"/>
+      <w:numFmt w:val="bullet"/>
+      <w:lvlText w:val=""/>
+      <w:lvlJc w:val="left"/>
+      <w:pPr>
+        <w:tabs>
+          <w:tab w:val="num" w:pos="2880"/>
+        </w:tabs>
+        <w:ind w:left="2880" w:hanging="360"/>
+      </w:pPr>
+      <w:rPr>
+        <w:rFonts w:ascii="Wingdings" w:hAnsi="Wingdings" w:hint="default"/>
+        <w:sz w:val="20"/>
+      </w:rPr>
+    </w:lvl>
+    <w:lvl w:ilvl="4" w:tentative="1">
+      <w:start w:val="1"/>
+      <w:numFmt w:val="bullet"/>
+      <w:lvlText w:val=""/>
+      <w:lvlJc w:val="left"/>
+      <w:pPr>
+        <w:tabs>
+          <w:tab w:val="num" w:pos="3600"/>
+        </w:tabs>
+        <w:ind w:left="3600" w:hanging="360"/>
+      </w:pPr>
+      <w:rPr>
+        <w:rFonts w:ascii="Wingdings" w:hAnsi="Wingdings" w:hint="default"/>
+        <w:sz w:val="20"/>
+      </w:rPr>
+    </w:lvl>
+    <w:lvl w:ilvl="5" w:tentative="1">
+      <w:start w:val="1"/>
+      <w:numFmt w:val="bullet"/>
+      <w:lvlText w:val=""/>
+      <w:lvlJc w:val="left"/>
+      <w:pPr>
+        <w:tabs>
+          <w:tab w:val="num" w:pos="4320"/>
+        </w:tabs>
+        <w:ind w:left="4320" w:hanging="360"/>
+      </w:pPr>
+      <w:rPr>
+        <w:rFonts w:ascii="Wingdings" w:hAnsi="Wingdings" w:hint="default"/>
+        <w:sz w:val="20"/>
+      </w:rPr>
+    </w:lvl>
+    <w:lvl w:ilvl="6" w:tentative="1">
+      <w:start w:val="1"/>
+      <w:numFmt w:val="bullet"/>
+      <w:lvlText w:val=""/>
+      <w:lvlJc w:val="left"/>
+      <w:pPr>
+        <w:tabs>
+          <w:tab w:val="num" w:pos="5040"/>
+        </w:tabs>
+        <w:ind w:left="5040" w:hanging="360"/>
+      </w:pPr>
+      <w:rPr>
+        <w:rFonts w:ascii="Wingdings" w:hAnsi="Wingdings" w:hint="default"/>
+        <w:sz w:val="20"/>
+      </w:rPr>
+    </w:lvl>
+    <w:lvl w:ilvl="7" w:tentative="1">
+      <w:start w:val="1"/>
+      <w:numFmt w:val="bullet"/>
+      <w:lvlText w:val=""/>
+      <w:lvlJc w:val="left"/>
+      <w:pPr>
+        <w:tabs>
+          <w:tab w:val="num" w:pos="5760"/>
+        </w:tabs>
+        <w:ind w:left="5760" w:hanging="360"/>
+      </w:pPr>
+      <w:rPr>
+        <w:rFonts w:ascii="Wingdings" w:hAnsi="Wingdings" w:hint="default"/>
+        <w:sz w:val="20"/>
+      </w:rPr>
+    </w:lvl>
+    <w:lvl w:ilvl="8" w:tentative="1">
+      <w:start w:val="1"/>
+      <w:numFmt w:val="bullet"/>
+      <w:lvlText w:val=""/>
+      <w:lvlJc w:val="left"/>
+      <w:pPr>
+        <w:tabs>
+          <w:tab w:val="num" w:pos="6480"/>
+        </w:tabs>
+        <w:ind w:left="6480" w:hanging="360"/>
+      </w:pPr>
+      <w:rPr>
+        <w:rFonts w:ascii="Wingdings" w:hAnsi="Wingdings" w:hint="default"/>
+        <w:sz w:val="20"/>
+      </w:rPr>
+    </w:lvl>
+  </w:abstractNum>
+  <w:abstractNum w:abstractNumId="1" w15:restartNumberingAfterBreak="0">
+    <w:nsid w:val="05B75E7A"/>
+    <w:multiLevelType w:val="multilevel"/>
+    <w:tmpl w:val="72162F76"/>
+    <w:lvl w:ilvl="0">
+      <w:start w:val="1"/>
+      <w:numFmt w:val="bullet"/>
+      <w:lvlText w:val=""/>
+      <w:lvlJc w:val="left"/>
+      <w:pPr>
+        <w:tabs>
+          <w:tab w:val="num" w:pos="720"/>
+        </w:tabs>
+        <w:ind w:left="720" w:hanging="360"/>
+      </w:pPr>
+      <w:rPr>
+        <w:rFonts w:ascii="Symbol" w:hAnsi="Symbol" w:hint="default"/>
+        <w:sz w:val="20"/>
+      </w:rPr>
+    </w:lvl>
+    <w:lvl w:ilvl="1" w:tentative="1">
+      <w:start w:val="1"/>
+      <w:numFmt w:val="bullet"/>
+      <w:lvlText w:val="o"/>
+      <w:lvlJc w:val="left"/>
+      <w:pPr>
+        <w:tabs>
+          <w:tab w:val="num" w:pos="1440"/>
+        </w:tabs>
+        <w:ind w:left="1440" w:hanging="360"/>
+      </w:pPr>
+      <w:rPr>
+        <w:rFonts w:ascii="Courier New" w:hAnsi="Courier New" w:hint="default"/>
+        <w:sz w:val="20"/>
+      </w:rPr>
+    </w:lvl>
+    <w:lvl w:ilvl="2" w:tentative="1">
+      <w:start w:val="1"/>
+      <w:numFmt w:val="bullet"/>
+      <w:lvlText w:val=""/>
+      <w:lvlJc w:val="left"/>
+      <w:pPr>
+        <w:tabs>
+          <w:tab w:val="num" w:pos="2160"/>
+        </w:tabs>
+        <w:ind w:left="2160" w:hanging="360"/>
+      </w:pPr>
+      <w:rPr>
+        <w:rFonts w:ascii="Wingdings" w:hAnsi="Wingdings" w:hint="default"/>
+        <w:sz w:val="20"/>
+      </w:rPr>
+    </w:lvl>
+    <w:lvl w:ilvl="3" w:tentative="1">
+      <w:start w:val="1"/>
+      <w:numFmt w:val="bullet"/>
+      <w:lvlText w:val=""/>
+      <w:lvlJc w:val="left"/>
+      <w:pPr>
+        <w:tabs>
+          <w:tab w:val="num" w:pos="2880"/>
+        </w:tabs>
+        <w:ind w:left="2880" w:hanging="360"/>
+      </w:pPr>
+      <w:rPr>
+        <w:rFonts w:ascii="Wingdings" w:hAnsi="Wingdings" w:hint="default"/>
+        <w:sz w:val="20"/>
+      </w:rPr>
+    </w:lvl>
+    <w:lvl w:ilvl="4" w:tentative="1">
+      <w:start w:val="1"/>
+      <w:numFmt w:val="bullet"/>
+      <w:lvlText w:val=""/>
+      <w:lvlJc w:val="left"/>
+      <w:pPr>
+        <w:tabs>
+          <w:tab w:val="num" w:pos="3600"/>
+        </w:tabs>
+        <w:ind w:left="3600" w:hanging="360"/>
+      </w:pPr>
+      <w:rPr>
+        <w:rFonts w:ascii="Wingdings" w:hAnsi="Wingdings" w:hint="default"/>
+        <w:sz w:val="20"/>
+      </w:rPr>
+    </w:lvl>
+    <w:lvl w:ilvl="5" w:tentative="1">
+      <w:start w:val="1"/>
+      <w:numFmt w:val="bullet"/>
+      <w:lvlText w:val=""/>
+      <w:lvlJc w:val="left"/>
+      <w:pPr>
+        <w:tabs>
+          <w:tab w:val="num" w:pos="4320"/>
+        </w:tabs>
+        <w:ind w:left="4320" w:hanging="360"/>
+      </w:pPr>
+      <w:rPr>
+        <w:rFonts w:ascii="Wingdings" w:hAnsi="Wingdings" w:hint="default"/>
+        <w:sz w:val="20"/>
+      </w:rPr>
+    </w:lvl>
+    <w:lvl w:ilvl="6" w:tentative="1">
+      <w:start w:val="1"/>
+      <w:numFmt w:val="bullet"/>
+      <w:lvlText w:val=""/>
+      <w:lvlJc w:val="left"/>
+      <w:pPr>
+        <w:tabs>
+          <w:tab w:val="num" w:pos="5040"/>
+        </w:tabs>
+        <w:ind w:left="5040" w:hanging="360"/>
+      </w:pPr>
+      <w:rPr>
+        <w:rFonts w:ascii="Wingdings" w:hAnsi="Wingdings" w:hint="default"/>
+        <w:sz w:val="20"/>
+      </w:rPr>
+    </w:lvl>
+    <w:lvl w:ilvl="7" w:tentative="1">
+      <w:start w:val="1"/>
+      <w:numFmt w:val="bullet"/>
+      <w:lvlText w:val=""/>
+      <w:lvlJc w:val="left"/>
+      <w:pPr>
+        <w:tabs>
+          <w:tab w:val="num" w:pos="5760"/>
+        </w:tabs>
+        <w:ind w:left="5760" w:hanging="360"/>
+      </w:pPr>
+      <w:rPr>
+        <w:rFonts w:ascii="Wingdings" w:hAnsi="Wingdings" w:hint="default"/>
+        <w:sz w:val="20"/>
+      </w:rPr>
+    </w:lvl>
+    <w:lvl w:ilvl="8" w:tentative="1">
+      <w:start w:val="1"/>
+      <w:numFmt w:val="bullet"/>
+      <w:lvlText w:val=""/>
+      <w:lvlJc w:val="left"/>
+      <w:pPr>
+        <w:tabs>
+          <w:tab w:val="num" w:pos="6480"/>
+        </w:tabs>
+        <w:ind w:left="6480" w:hanging="360"/>
+      </w:pPr>
+      <w:rPr>
+        <w:rFonts w:ascii="Wingdings" w:hAnsi="Wingdings" w:hint="default"/>
+        <w:sz w:val="20"/>
+      </w:rPr>
+    </w:lvl>
+  </w:abstractNum>
+  <w:abstractNum w:abstractNumId="2" w15:restartNumberingAfterBreak="0">
+    <w:nsid w:val="099E2ECC"/>
+    <w:multiLevelType w:val="multilevel"/>
+    <w:tmpl w:val="F81020FC"/>
+    <w:lvl w:ilvl="0">
+      <w:start w:val="1"/>
+      <w:numFmt w:val="bullet"/>
+      <w:lvlText w:val=""/>
+      <w:lvlJc w:val="left"/>
+      <w:pPr>
+        <w:tabs>
+          <w:tab w:val="num" w:pos="720"/>
+        </w:tabs>
+        <w:ind w:left="720" w:hanging="360"/>
+      </w:pPr>
+      <w:rPr>
+        <w:rFonts w:ascii="Symbol" w:hAnsi="Symbol" w:hint="default"/>
+        <w:sz w:val="20"/>
+      </w:rPr>
+    </w:lvl>
+    <w:lvl w:ilvl="1" w:tentative="1">
+      <w:start w:val="1"/>
+      <w:numFmt w:val="bullet"/>
+      <w:lvlText w:val="o"/>
+      <w:lvlJc w:val="left"/>
+      <w:pPr>
+        <w:tabs>
+          <w:tab w:val="num" w:pos="1440"/>
+        </w:tabs>
+        <w:ind w:left="1440" w:hanging="360"/>
+      </w:pPr>
+      <w:rPr>
+        <w:rFonts w:ascii="Courier New" w:hAnsi="Courier New" w:hint="default"/>
+        <w:sz w:val="20"/>
+      </w:rPr>
+    </w:lvl>
+    <w:lvl w:ilvl="2" w:tentative="1">
+      <w:start w:val="1"/>
+      <w:numFmt w:val="bullet"/>
+      <w:lvlText w:val=""/>
+      <w:lvlJc w:val="left"/>
+      <w:pPr>
+        <w:tabs>
+          <w:tab w:val="num" w:pos="2160"/>
+        </w:tabs>
+        <w:ind w:left="2160" w:hanging="360"/>
+      </w:pPr>
+      <w:rPr>
+        <w:rFonts w:ascii="Wingdings" w:hAnsi="Wingdings" w:hint="default"/>
+        <w:sz w:val="20"/>
+      </w:rPr>
+    </w:lvl>
+    <w:lvl w:ilvl="3" w:tentative="1">
+      <w:start w:val="1"/>
+      <w:numFmt w:val="bullet"/>
+      <w:lvlText w:val=""/>
+      <w:lvlJc w:val="left"/>
+      <w:pPr>
+        <w:tabs>
+          <w:tab w:val="num" w:pos="2880"/>
+        </w:tabs>
+        <w:ind w:left="2880" w:hanging="360"/>
+      </w:pPr>
+      <w:rPr>
+        <w:rFonts w:ascii="Wingdings" w:hAnsi="Wingdings" w:hint="default"/>
+        <w:sz w:val="20"/>
+      </w:rPr>
+    </w:lvl>
+    <w:lvl w:ilvl="4" w:tentative="1">
+      <w:start w:val="1"/>
+      <w:numFmt w:val="bullet"/>
+      <w:lvlText w:val=""/>
+      <w:lvlJc w:val="left"/>
+      <w:pPr>
+        <w:tabs>
+          <w:tab w:val="num" w:pos="3600"/>
+        </w:tabs>
+        <w:ind w:left="3600" w:hanging="360"/>
+      </w:pPr>
+      <w:rPr>
+        <w:rFonts w:ascii="Wingdings" w:hAnsi="Wingdings" w:hint="default"/>
+        <w:sz w:val="20"/>
+      </w:rPr>
+    </w:lvl>
+    <w:lvl w:ilvl="5" w:tentative="1">
+      <w:start w:val="1"/>
+      <w:numFmt w:val="bullet"/>
+      <w:lvlText w:val=""/>
+      <w:lvlJc w:val="left"/>
+      <w:pPr>
+        <w:tabs>
+          <w:tab w:val="num" w:pos="4320"/>
+        </w:tabs>
+        <w:ind w:left="4320" w:hanging="360"/>
+      </w:pPr>
+      <w:rPr>
+        <w:rFonts w:ascii="Wingdings" w:hAnsi="Wingdings" w:hint="default"/>
+        <w:sz w:val="20"/>
+      </w:rPr>
+    </w:lvl>
+    <w:lvl w:ilvl="6" w:tentative="1">
+      <w:start w:val="1"/>
+      <w:numFmt w:val="bullet"/>
+      <w:lvlText w:val=""/>
+      <w:lvlJc w:val="left"/>
+      <w:pPr>
+        <w:tabs>
+          <w:tab w:val="num" w:pos="5040"/>
+        </w:tabs>
+        <w:ind w:left="5040" w:hanging="360"/>
+      </w:pPr>
+      <w:rPr>
+        <w:rFonts w:ascii="Wingdings" w:hAnsi="Wingdings" w:hint="default"/>
+        <w:sz w:val="20"/>
+      </w:rPr>
+    </w:lvl>
+    <w:lvl w:ilvl="7" w:tentative="1">
+      <w:start w:val="1"/>
+      <w:numFmt w:val="bullet"/>
+      <w:lvlText w:val=""/>
+      <w:lvlJc w:val="left"/>
+      <w:pPr>
+        <w:tabs>
+          <w:tab w:val="num" w:pos="5760"/>
+        </w:tabs>
+        <w:ind w:left="5760" w:hanging="360"/>
+      </w:pPr>
+      <w:rPr>
+        <w:rFonts w:ascii="Wingdings" w:hAnsi="Wingdings" w:hint="default"/>
+        <w:sz w:val="20"/>
+      </w:rPr>
+    </w:lvl>
+    <w:lvl w:ilvl="8" w:tentative="1">
+      <w:start w:val="1"/>
+      <w:numFmt w:val="bullet"/>
+      <w:lvlText w:val=""/>
+      <w:lvlJc w:val="left"/>
+      <w:pPr>
+        <w:tabs>
+          <w:tab w:val="num" w:pos="6480"/>
+        </w:tabs>
+        <w:ind w:left="6480" w:hanging="360"/>
+      </w:pPr>
+      <w:rPr>
+        <w:rFonts w:ascii="Wingdings" w:hAnsi="Wingdings" w:hint="default"/>
+        <w:sz w:val="20"/>
+      </w:rPr>
+    </w:lvl>
+  </w:abstractNum>
+  <w:abstractNum w:abstractNumId="3" w15:restartNumberingAfterBreak="0">
     <w:nsid w:val="15853A82"/>
     <w:multiLevelType w:val="multilevel"/>
     <w:tmpl w:val="A7A28ED8"/>
@@ -1238,7 +1252,7 @@
       </w:rPr>
     </w:lvl>
   </w:abstractNum>
-  <w:abstractNum w:abstractNumId="1" w15:restartNumberingAfterBreak="0">
+  <w:abstractNum w:abstractNumId="4" w15:restartNumberingAfterBreak="0">
     <w:nsid w:val="179F5B95"/>
     <w:multiLevelType w:val="multilevel"/>
     <w:tmpl w:val="3E7C737C"/>
@@ -1387,7 +1401,305 @@
       </w:rPr>
     </w:lvl>
   </w:abstractNum>
-  <w:abstractNum w:abstractNumId="2" w15:restartNumberingAfterBreak="0">
+  <w:abstractNum w:abstractNumId="5" w15:restartNumberingAfterBreak="0">
+    <w:nsid w:val="18982CA7"/>
+    <w:multiLevelType w:val="multilevel"/>
+    <w:tmpl w:val="574A1446"/>
+    <w:lvl w:ilvl="0">
+      <w:start w:val="1"/>
+      <w:numFmt w:val="bullet"/>
+      <w:lvlText w:val=""/>
+      <w:lvlJc w:val="left"/>
+      <w:pPr>
+        <w:tabs>
+          <w:tab w:val="num" w:pos="720"/>
+        </w:tabs>
+        <w:ind w:left="720" w:hanging="360"/>
+      </w:pPr>
+      <w:rPr>
+        <w:rFonts w:ascii="Symbol" w:hAnsi="Symbol" w:hint="default"/>
+        <w:sz w:val="20"/>
+      </w:rPr>
+    </w:lvl>
+    <w:lvl w:ilvl="1" w:tentative="1">
+      <w:start w:val="1"/>
+      <w:numFmt w:val="bullet"/>
+      <w:lvlText w:val="o"/>
+      <w:lvlJc w:val="left"/>
+      <w:pPr>
+        <w:tabs>
+          <w:tab w:val="num" w:pos="1440"/>
+        </w:tabs>
+        <w:ind w:left="1440" w:hanging="360"/>
+      </w:pPr>
+      <w:rPr>
+        <w:rFonts w:ascii="Courier New" w:hAnsi="Courier New" w:hint="default"/>
+        <w:sz w:val="20"/>
+      </w:rPr>
+    </w:lvl>
+    <w:lvl w:ilvl="2" w:tentative="1">
+      <w:start w:val="1"/>
+      <w:numFmt w:val="bullet"/>
+      <w:lvlText w:val=""/>
+      <w:lvlJc w:val="left"/>
+      <w:pPr>
+        <w:tabs>
+          <w:tab w:val="num" w:pos="2160"/>
+        </w:tabs>
+        <w:ind w:left="2160" w:hanging="360"/>
+      </w:pPr>
+      <w:rPr>
+        <w:rFonts w:ascii="Wingdings" w:hAnsi="Wingdings" w:hint="default"/>
+        <w:sz w:val="20"/>
+      </w:rPr>
+    </w:lvl>
+    <w:lvl w:ilvl="3" w:tentative="1">
+      <w:start w:val="1"/>
+      <w:numFmt w:val="bullet"/>
+      <w:lvlText w:val=""/>
+      <w:lvlJc w:val="left"/>
+      <w:pPr>
+        <w:tabs>
+          <w:tab w:val="num" w:pos="2880"/>
+        </w:tabs>
+        <w:ind w:left="2880" w:hanging="360"/>
+      </w:pPr>
+      <w:rPr>
+        <w:rFonts w:ascii="Wingdings" w:hAnsi="Wingdings" w:hint="default"/>
+        <w:sz w:val="20"/>
+      </w:rPr>
+    </w:lvl>
+    <w:lvl w:ilvl="4" w:tentative="1">
+      <w:start w:val="1"/>
+      <w:numFmt w:val="bullet"/>
+      <w:lvlText w:val=""/>
+      <w:lvlJc w:val="left"/>
+      <w:pPr>
+        <w:tabs>
+          <w:tab w:val="num" w:pos="3600"/>
+        </w:tabs>
+        <w:ind w:left="3600" w:hanging="360"/>
+      </w:pPr>
+      <w:rPr>
+        <w:rFonts w:ascii="Wingdings" w:hAnsi="Wingdings" w:hint="default"/>
+        <w:sz w:val="20"/>
+      </w:rPr>
+    </w:lvl>
+    <w:lvl w:ilvl="5" w:tentative="1">
+      <w:start w:val="1"/>
+      <w:numFmt w:val="bullet"/>
+      <w:lvlText w:val=""/>
+      <w:lvlJc w:val="left"/>
+      <w:pPr>
+        <w:tabs>
+          <w:tab w:val="num" w:pos="4320"/>
+        </w:tabs>
+        <w:ind w:left="4320" w:hanging="360"/>
+      </w:pPr>
+      <w:rPr>
+        <w:rFonts w:ascii="Wingdings" w:hAnsi="Wingdings" w:hint="default"/>
+        <w:sz w:val="20"/>
+      </w:rPr>
+    </w:lvl>
+    <w:lvl w:ilvl="6" w:tentative="1">
+      <w:start w:val="1"/>
+      <w:numFmt w:val="bullet"/>
+      <w:lvlText w:val=""/>
+      <w:lvlJc w:val="left"/>
+      <w:pPr>
+        <w:tabs>
+          <w:tab w:val="num" w:pos="5040"/>
+        </w:tabs>
+        <w:ind w:left="5040" w:hanging="360"/>
+      </w:pPr>
+      <w:rPr>
+        <w:rFonts w:ascii="Wingdings" w:hAnsi="Wingdings" w:hint="default"/>
+        <w:sz w:val="20"/>
+      </w:rPr>
+    </w:lvl>
+    <w:lvl w:ilvl="7" w:tentative="1">
+      <w:start w:val="1"/>
+      <w:numFmt w:val="bullet"/>
+      <w:lvlText w:val=""/>
+      <w:lvlJc w:val="left"/>
+      <w:pPr>
+        <w:tabs>
+          <w:tab w:val="num" w:pos="5760"/>
+        </w:tabs>
+        <w:ind w:left="5760" w:hanging="360"/>
+      </w:pPr>
+      <w:rPr>
+        <w:rFonts w:ascii="Wingdings" w:hAnsi="Wingdings" w:hint="default"/>
+        <w:sz w:val="20"/>
+      </w:rPr>
+    </w:lvl>
+    <w:lvl w:ilvl="8" w:tentative="1">
+      <w:start w:val="1"/>
+      <w:numFmt w:val="bullet"/>
+      <w:lvlText w:val=""/>
+      <w:lvlJc w:val="left"/>
+      <w:pPr>
+        <w:tabs>
+          <w:tab w:val="num" w:pos="6480"/>
+        </w:tabs>
+        <w:ind w:left="6480" w:hanging="360"/>
+      </w:pPr>
+      <w:rPr>
+        <w:rFonts w:ascii="Wingdings" w:hAnsi="Wingdings" w:hint="default"/>
+        <w:sz w:val="20"/>
+      </w:rPr>
+    </w:lvl>
+  </w:abstractNum>
+  <w:abstractNum w:abstractNumId="6" w15:restartNumberingAfterBreak="0">
+    <w:nsid w:val="1A352AD5"/>
+    <w:multiLevelType w:val="multilevel"/>
+    <w:tmpl w:val="BE4A9D6A"/>
+    <w:lvl w:ilvl="0">
+      <w:start w:val="1"/>
+      <w:numFmt w:val="bullet"/>
+      <w:lvlText w:val=""/>
+      <w:lvlJc w:val="left"/>
+      <w:pPr>
+        <w:tabs>
+          <w:tab w:val="num" w:pos="720"/>
+        </w:tabs>
+        <w:ind w:left="720" w:hanging="360"/>
+      </w:pPr>
+      <w:rPr>
+        <w:rFonts w:ascii="Symbol" w:hAnsi="Symbol" w:hint="default"/>
+        <w:sz w:val="20"/>
+      </w:rPr>
+    </w:lvl>
+    <w:lvl w:ilvl="1" w:tentative="1">
+      <w:start w:val="1"/>
+      <w:numFmt w:val="bullet"/>
+      <w:lvlText w:val="o"/>
+      <w:lvlJc w:val="left"/>
+      <w:pPr>
+        <w:tabs>
+          <w:tab w:val="num" w:pos="1440"/>
+        </w:tabs>
+        <w:ind w:left="1440" w:hanging="360"/>
+      </w:pPr>
+      <w:rPr>
+        <w:rFonts w:ascii="Courier New" w:hAnsi="Courier New" w:hint="default"/>
+        <w:sz w:val="20"/>
+      </w:rPr>
+    </w:lvl>
+    <w:lvl w:ilvl="2" w:tentative="1">
+      <w:start w:val="1"/>
+      <w:numFmt w:val="bullet"/>
+      <w:lvlText w:val=""/>
+      <w:lvlJc w:val="left"/>
+      <w:pPr>
+        <w:tabs>
+          <w:tab w:val="num" w:pos="2160"/>
+        </w:tabs>
+        <w:ind w:left="2160" w:hanging="360"/>
+      </w:pPr>
+      <w:rPr>
+        <w:rFonts w:ascii="Wingdings" w:hAnsi="Wingdings" w:hint="default"/>
+        <w:sz w:val="20"/>
+      </w:rPr>
+    </w:lvl>
+    <w:lvl w:ilvl="3" w:tentative="1">
+      <w:start w:val="1"/>
+      <w:numFmt w:val="bullet"/>
+      <w:lvlText w:val=""/>
+      <w:lvlJc w:val="left"/>
+      <w:pPr>
+        <w:tabs>
+          <w:tab w:val="num" w:pos="2880"/>
+        </w:tabs>
+        <w:ind w:left="2880" w:hanging="360"/>
+      </w:pPr>
+      <w:rPr>
+        <w:rFonts w:ascii="Wingdings" w:hAnsi="Wingdings" w:hint="default"/>
+        <w:sz w:val="20"/>
+      </w:rPr>
+    </w:lvl>
+    <w:lvl w:ilvl="4" w:tentative="1">
+      <w:start w:val="1"/>
+      <w:numFmt w:val="bullet"/>
+      <w:lvlText w:val=""/>
+      <w:lvlJc w:val="left"/>
+      <w:pPr>
+        <w:tabs>
+          <w:tab w:val="num" w:pos="3600"/>
+        </w:tabs>
+        <w:ind w:left="3600" w:hanging="360"/>
+      </w:pPr>
+      <w:rPr>
+        <w:rFonts w:ascii="Wingdings" w:hAnsi="Wingdings" w:hint="default"/>
+        <w:sz w:val="20"/>
+      </w:rPr>
+    </w:lvl>
+    <w:lvl w:ilvl="5" w:tentative="1">
+      <w:start w:val="1"/>
+      <w:numFmt w:val="bullet"/>
+      <w:lvlText w:val=""/>
+      <w:lvlJc w:val="left"/>
+      <w:pPr>
+        <w:tabs>
+          <w:tab w:val="num" w:pos="4320"/>
+        </w:tabs>
+        <w:ind w:left="4320" w:hanging="360"/>
+      </w:pPr>
+      <w:rPr>
+        <w:rFonts w:ascii="Wingdings" w:hAnsi="Wingdings" w:hint="default"/>
+        <w:sz w:val="20"/>
+      </w:rPr>
+    </w:lvl>
+    <w:lvl w:ilvl="6" w:tentative="1">
+      <w:start w:val="1"/>
+      <w:numFmt w:val="bullet"/>
+      <w:lvlText w:val=""/>
+      <w:lvlJc w:val="left"/>
+      <w:pPr>
+        <w:tabs>
+          <w:tab w:val="num" w:pos="5040"/>
+        </w:tabs>
+        <w:ind w:left="5040" w:hanging="360"/>
+      </w:pPr>
+      <w:rPr>
+        <w:rFonts w:ascii="Wingdings" w:hAnsi="Wingdings" w:hint="default"/>
+        <w:sz w:val="20"/>
+      </w:rPr>
+    </w:lvl>
+    <w:lvl w:ilvl="7" w:tentative="1">
+      <w:start w:val="1"/>
+      <w:numFmt w:val="bullet"/>
+      <w:lvlText w:val=""/>
+      <w:lvlJc w:val="left"/>
+      <w:pPr>
+        <w:tabs>
+          <w:tab w:val="num" w:pos="5760"/>
+        </w:tabs>
+        <w:ind w:left="5760" w:hanging="360"/>
+      </w:pPr>
+      <w:rPr>
+        <w:rFonts w:ascii="Wingdings" w:hAnsi="Wingdings" w:hint="default"/>
+        <w:sz w:val="20"/>
+      </w:rPr>
+    </w:lvl>
+    <w:lvl w:ilvl="8" w:tentative="1">
+      <w:start w:val="1"/>
+      <w:numFmt w:val="bullet"/>
+      <w:lvlText w:val=""/>
+      <w:lvlJc w:val="left"/>
+      <w:pPr>
+        <w:tabs>
+          <w:tab w:val="num" w:pos="6480"/>
+        </w:tabs>
+        <w:ind w:left="6480" w:hanging="360"/>
+      </w:pPr>
+      <w:rPr>
+        <w:rFonts w:ascii="Wingdings" w:hAnsi="Wingdings" w:hint="default"/>
+        <w:sz w:val="20"/>
+      </w:rPr>
+    </w:lvl>
+  </w:abstractNum>
+  <w:abstractNum w:abstractNumId="7" w15:restartNumberingAfterBreak="0">
     <w:nsid w:val="25AE452A"/>
     <w:multiLevelType w:val="multilevel"/>
     <w:tmpl w:val="42C00A00"/>
@@ -1536,7 +1848,7 @@
       </w:rPr>
     </w:lvl>
   </w:abstractNum>
-  <w:abstractNum w:abstractNumId="3" w15:restartNumberingAfterBreak="0">
+  <w:abstractNum w:abstractNumId="8" w15:restartNumberingAfterBreak="0">
     <w:nsid w:val="290F5D02"/>
     <w:multiLevelType w:val="multilevel"/>
     <w:tmpl w:val="9A5A1176"/>
@@ -1685,7 +1997,7 @@
       </w:rPr>
     </w:lvl>
   </w:abstractNum>
-  <w:abstractNum w:abstractNumId="4" w15:restartNumberingAfterBreak="0">
+  <w:abstractNum w:abstractNumId="9" w15:restartNumberingAfterBreak="0">
     <w:nsid w:val="29F012DA"/>
     <w:multiLevelType w:val="multilevel"/>
     <w:tmpl w:val="C770CA58"/>
@@ -1834,7 +2146,156 @@
       </w:rPr>
     </w:lvl>
   </w:abstractNum>
-  <w:abstractNum w:abstractNumId="5" w15:restartNumberingAfterBreak="0">
+  <w:abstractNum w:abstractNumId="10" w15:restartNumberingAfterBreak="0">
+    <w:nsid w:val="2BC30930"/>
+    <w:multiLevelType w:val="multilevel"/>
+    <w:tmpl w:val="746AA9E4"/>
+    <w:lvl w:ilvl="0">
+      <w:start w:val="1"/>
+      <w:numFmt w:val="bullet"/>
+      <w:lvlText w:val=""/>
+      <w:lvlJc w:val="left"/>
+      <w:pPr>
+        <w:tabs>
+          <w:tab w:val="num" w:pos="720"/>
+        </w:tabs>
+        <w:ind w:left="720" w:hanging="360"/>
+      </w:pPr>
+      <w:rPr>
+        <w:rFonts w:ascii="Symbol" w:hAnsi="Symbol" w:hint="default"/>
+        <w:sz w:val="20"/>
+      </w:rPr>
+    </w:lvl>
+    <w:lvl w:ilvl="1" w:tentative="1">
+      <w:start w:val="1"/>
+      <w:numFmt w:val="bullet"/>
+      <w:lvlText w:val="o"/>
+      <w:lvlJc w:val="left"/>
+      <w:pPr>
+        <w:tabs>
+          <w:tab w:val="num" w:pos="1440"/>
+        </w:tabs>
+        <w:ind w:left="1440" w:hanging="360"/>
+      </w:pPr>
+      <w:rPr>
+        <w:rFonts w:ascii="Courier New" w:hAnsi="Courier New" w:hint="default"/>
+        <w:sz w:val="20"/>
+      </w:rPr>
+    </w:lvl>
+    <w:lvl w:ilvl="2" w:tentative="1">
+      <w:start w:val="1"/>
+      <w:numFmt w:val="bullet"/>
+      <w:lvlText w:val=""/>
+      <w:lvlJc w:val="left"/>
+      <w:pPr>
+        <w:tabs>
+          <w:tab w:val="num" w:pos="2160"/>
+        </w:tabs>
+        <w:ind w:left="2160" w:hanging="360"/>
+      </w:pPr>
+      <w:rPr>
+        <w:rFonts w:ascii="Wingdings" w:hAnsi="Wingdings" w:hint="default"/>
+        <w:sz w:val="20"/>
+      </w:rPr>
+    </w:lvl>
+    <w:lvl w:ilvl="3" w:tentative="1">
+      <w:start w:val="1"/>
+      <w:numFmt w:val="bullet"/>
+      <w:lvlText w:val=""/>
+      <w:lvlJc w:val="left"/>
+      <w:pPr>
+        <w:tabs>
+          <w:tab w:val="num" w:pos="2880"/>
+        </w:tabs>
+        <w:ind w:left="2880" w:hanging="360"/>
+      </w:pPr>
+      <w:rPr>
+        <w:rFonts w:ascii="Wingdings" w:hAnsi="Wingdings" w:hint="default"/>
+        <w:sz w:val="20"/>
+      </w:rPr>
+    </w:lvl>
+    <w:lvl w:ilvl="4" w:tentative="1">
+      <w:start w:val="1"/>
+      <w:numFmt w:val="bullet"/>
+      <w:lvlText w:val=""/>
+      <w:lvlJc w:val="left"/>
+      <w:pPr>
+        <w:tabs>
+          <w:tab w:val="num" w:pos="3600"/>
+        </w:tabs>
+        <w:ind w:left="3600" w:hanging="360"/>
+      </w:pPr>
+      <w:rPr>
+        <w:rFonts w:ascii="Wingdings" w:hAnsi="Wingdings" w:hint="default"/>
+        <w:sz w:val="20"/>
+      </w:rPr>
+    </w:lvl>
+    <w:lvl w:ilvl="5" w:tentative="1">
+      <w:start w:val="1"/>
+      <w:numFmt w:val="bullet"/>
+      <w:lvlText w:val=""/>
+      <w:lvlJc w:val="left"/>
+      <w:pPr>
+        <w:tabs>
+          <w:tab w:val="num" w:pos="4320"/>
+        </w:tabs>
+        <w:ind w:left="4320" w:hanging="360"/>
+      </w:pPr>
+      <w:rPr>
+        <w:rFonts w:ascii="Wingdings" w:hAnsi="Wingdings" w:hint="default"/>
+        <w:sz w:val="20"/>
+      </w:rPr>
+    </w:lvl>
+    <w:lvl w:ilvl="6" w:tentative="1">
+      <w:start w:val="1"/>
+      <w:numFmt w:val="bullet"/>
+      <w:lvlText w:val=""/>
+      <w:lvlJc w:val="left"/>
+      <w:pPr>
+        <w:tabs>
+          <w:tab w:val="num" w:pos="5040"/>
+        </w:tabs>
+        <w:ind w:left="5040" w:hanging="360"/>
+      </w:pPr>
+      <w:rPr>
+        <w:rFonts w:ascii="Wingdings" w:hAnsi="Wingdings" w:hint="default"/>
+        <w:sz w:val="20"/>
+      </w:rPr>
+    </w:lvl>
+    <w:lvl w:ilvl="7" w:tentative="1">
+      <w:start w:val="1"/>
+      <w:numFmt w:val="bullet"/>
+      <w:lvlText w:val=""/>
+      <w:lvlJc w:val="left"/>
+      <w:pPr>
+        <w:tabs>
+          <w:tab w:val="num" w:pos="5760"/>
+        </w:tabs>
+        <w:ind w:left="5760" w:hanging="360"/>
+      </w:pPr>
+      <w:rPr>
+        <w:rFonts w:ascii="Wingdings" w:hAnsi="Wingdings" w:hint="default"/>
+        <w:sz w:val="20"/>
+      </w:rPr>
+    </w:lvl>
+    <w:lvl w:ilvl="8" w:tentative="1">
+      <w:start w:val="1"/>
+      <w:numFmt w:val="bullet"/>
+      <w:lvlText w:val=""/>
+      <w:lvlJc w:val="left"/>
+      <w:pPr>
+        <w:tabs>
+          <w:tab w:val="num" w:pos="6480"/>
+        </w:tabs>
+        <w:ind w:left="6480" w:hanging="360"/>
+      </w:pPr>
+      <w:rPr>
+        <w:rFonts w:ascii="Wingdings" w:hAnsi="Wingdings" w:hint="default"/>
+        <w:sz w:val="20"/>
+      </w:rPr>
+    </w:lvl>
+  </w:abstractNum>
+  <w:abstractNum w:abstractNumId="11" w15:restartNumberingAfterBreak="0">
     <w:nsid w:val="37E34067"/>
     <w:multiLevelType w:val="multilevel"/>
     <w:tmpl w:val="F8B49930"/>
@@ -1983,7 +2444,7 @@
       </w:rPr>
     </w:lvl>
   </w:abstractNum>
-  <w:abstractNum w:abstractNumId="6" w15:restartNumberingAfterBreak="0">
+  <w:abstractNum w:abstractNumId="12" w15:restartNumberingAfterBreak="0">
     <w:nsid w:val="3E7E2F44"/>
     <w:multiLevelType w:val="multilevel"/>
     <w:tmpl w:val="F64E95DC"/>
@@ -2132,7 +2593,603 @@
       </w:rPr>
     </w:lvl>
   </w:abstractNum>
-  <w:abstractNum w:abstractNumId="7" w15:restartNumberingAfterBreak="0">
+  <w:abstractNum w:abstractNumId="13" w15:restartNumberingAfterBreak="0">
+    <w:nsid w:val="476A5E8E"/>
+    <w:multiLevelType w:val="multilevel"/>
+    <w:tmpl w:val="7328582C"/>
+    <w:lvl w:ilvl="0">
+      <w:start w:val="1"/>
+      <w:numFmt w:val="bullet"/>
+      <w:lvlText w:val=""/>
+      <w:lvlJc w:val="left"/>
+      <w:pPr>
+        <w:tabs>
+          <w:tab w:val="num" w:pos="720"/>
+        </w:tabs>
+        <w:ind w:left="720" w:hanging="360"/>
+      </w:pPr>
+      <w:rPr>
+        <w:rFonts w:ascii="Symbol" w:hAnsi="Symbol" w:hint="default"/>
+        <w:sz w:val="20"/>
+      </w:rPr>
+    </w:lvl>
+    <w:lvl w:ilvl="1" w:tentative="1">
+      <w:start w:val="1"/>
+      <w:numFmt w:val="bullet"/>
+      <w:lvlText w:val="o"/>
+      <w:lvlJc w:val="left"/>
+      <w:pPr>
+        <w:tabs>
+          <w:tab w:val="num" w:pos="1440"/>
+        </w:tabs>
+        <w:ind w:left="1440" w:hanging="360"/>
+      </w:pPr>
+      <w:rPr>
+        <w:rFonts w:ascii="Courier New" w:hAnsi="Courier New" w:hint="default"/>
+        <w:sz w:val="20"/>
+      </w:rPr>
+    </w:lvl>
+    <w:lvl w:ilvl="2" w:tentative="1">
+      <w:start w:val="1"/>
+      <w:numFmt w:val="bullet"/>
+      <w:lvlText w:val=""/>
+      <w:lvlJc w:val="left"/>
+      <w:pPr>
+        <w:tabs>
+          <w:tab w:val="num" w:pos="2160"/>
+        </w:tabs>
+        <w:ind w:left="2160" w:hanging="360"/>
+      </w:pPr>
+      <w:rPr>
+        <w:rFonts w:ascii="Wingdings" w:hAnsi="Wingdings" w:hint="default"/>
+        <w:sz w:val="20"/>
+      </w:rPr>
+    </w:lvl>
+    <w:lvl w:ilvl="3" w:tentative="1">
+      <w:start w:val="1"/>
+      <w:numFmt w:val="bullet"/>
+      <w:lvlText w:val=""/>
+      <w:lvlJc w:val="left"/>
+      <w:pPr>
+        <w:tabs>
+          <w:tab w:val="num" w:pos="2880"/>
+        </w:tabs>
+        <w:ind w:left="2880" w:hanging="360"/>
+      </w:pPr>
+      <w:rPr>
+        <w:rFonts w:ascii="Wingdings" w:hAnsi="Wingdings" w:hint="default"/>
+        <w:sz w:val="20"/>
+      </w:rPr>
+    </w:lvl>
+    <w:lvl w:ilvl="4" w:tentative="1">
+      <w:start w:val="1"/>
+      <w:numFmt w:val="bullet"/>
+      <w:lvlText w:val=""/>
+      <w:lvlJc w:val="left"/>
+      <w:pPr>
+        <w:tabs>
+          <w:tab w:val="num" w:pos="3600"/>
+        </w:tabs>
+        <w:ind w:left="3600" w:hanging="360"/>
+      </w:pPr>
+      <w:rPr>
+        <w:rFonts w:ascii="Wingdings" w:hAnsi="Wingdings" w:hint="default"/>
+        <w:sz w:val="20"/>
+      </w:rPr>
+    </w:lvl>
+    <w:lvl w:ilvl="5" w:tentative="1">
+      <w:start w:val="1"/>
+      <w:numFmt w:val="bullet"/>
+      <w:lvlText w:val=""/>
+      <w:lvlJc w:val="left"/>
+      <w:pPr>
+        <w:tabs>
+          <w:tab w:val="num" w:pos="4320"/>
+        </w:tabs>
+        <w:ind w:left="4320" w:hanging="360"/>
+      </w:pPr>
+      <w:rPr>
+        <w:rFonts w:ascii="Wingdings" w:hAnsi="Wingdings" w:hint="default"/>
+        <w:sz w:val="20"/>
+      </w:rPr>
+    </w:lvl>
+    <w:lvl w:ilvl="6" w:tentative="1">
+      <w:start w:val="1"/>
+      <w:numFmt w:val="bullet"/>
+      <w:lvlText w:val=""/>
+      <w:lvlJc w:val="left"/>
+      <w:pPr>
+        <w:tabs>
+          <w:tab w:val="num" w:pos="5040"/>
+        </w:tabs>
+        <w:ind w:left="5040" w:hanging="360"/>
+      </w:pPr>
+      <w:rPr>
+        <w:rFonts w:ascii="Wingdings" w:hAnsi="Wingdings" w:hint="default"/>
+        <w:sz w:val="20"/>
+      </w:rPr>
+    </w:lvl>
+    <w:lvl w:ilvl="7" w:tentative="1">
+      <w:start w:val="1"/>
+      <w:numFmt w:val="bullet"/>
+      <w:lvlText w:val=""/>
+      <w:lvlJc w:val="left"/>
+      <w:pPr>
+        <w:tabs>
+          <w:tab w:val="num" w:pos="5760"/>
+        </w:tabs>
+        <w:ind w:left="5760" w:hanging="360"/>
+      </w:pPr>
+      <w:rPr>
+        <w:rFonts w:ascii="Wingdings" w:hAnsi="Wingdings" w:hint="default"/>
+        <w:sz w:val="20"/>
+      </w:rPr>
+    </w:lvl>
+    <w:lvl w:ilvl="8" w:tentative="1">
+      <w:start w:val="1"/>
+      <w:numFmt w:val="bullet"/>
+      <w:lvlText w:val=""/>
+      <w:lvlJc w:val="left"/>
+      <w:pPr>
+        <w:tabs>
+          <w:tab w:val="num" w:pos="6480"/>
+        </w:tabs>
+        <w:ind w:left="6480" w:hanging="360"/>
+      </w:pPr>
+      <w:rPr>
+        <w:rFonts w:ascii="Wingdings" w:hAnsi="Wingdings" w:hint="default"/>
+        <w:sz w:val="20"/>
+      </w:rPr>
+    </w:lvl>
+  </w:abstractNum>
+  <w:abstractNum w:abstractNumId="14" w15:restartNumberingAfterBreak="0">
+    <w:nsid w:val="488B4A0F"/>
+    <w:multiLevelType w:val="multilevel"/>
+    <w:tmpl w:val="E5162CC2"/>
+    <w:lvl w:ilvl="0">
+      <w:start w:val="1"/>
+      <w:numFmt w:val="bullet"/>
+      <w:lvlText w:val=""/>
+      <w:lvlJc w:val="left"/>
+      <w:pPr>
+        <w:tabs>
+          <w:tab w:val="num" w:pos="720"/>
+        </w:tabs>
+        <w:ind w:left="720" w:hanging="360"/>
+      </w:pPr>
+      <w:rPr>
+        <w:rFonts w:ascii="Symbol" w:hAnsi="Symbol" w:hint="default"/>
+        <w:sz w:val="20"/>
+      </w:rPr>
+    </w:lvl>
+    <w:lvl w:ilvl="1" w:tentative="1">
+      <w:start w:val="1"/>
+      <w:numFmt w:val="bullet"/>
+      <w:lvlText w:val="o"/>
+      <w:lvlJc w:val="left"/>
+      <w:pPr>
+        <w:tabs>
+          <w:tab w:val="num" w:pos="1440"/>
+        </w:tabs>
+        <w:ind w:left="1440" w:hanging="360"/>
+      </w:pPr>
+      <w:rPr>
+        <w:rFonts w:ascii="Courier New" w:hAnsi="Courier New" w:hint="default"/>
+        <w:sz w:val="20"/>
+      </w:rPr>
+    </w:lvl>
+    <w:lvl w:ilvl="2" w:tentative="1">
+      <w:start w:val="1"/>
+      <w:numFmt w:val="bullet"/>
+      <w:lvlText w:val=""/>
+      <w:lvlJc w:val="left"/>
+      <w:pPr>
+        <w:tabs>
+          <w:tab w:val="num" w:pos="2160"/>
+        </w:tabs>
+        <w:ind w:left="2160" w:hanging="360"/>
+      </w:pPr>
+      <w:rPr>
+        <w:rFonts w:ascii="Wingdings" w:hAnsi="Wingdings" w:hint="default"/>
+        <w:sz w:val="20"/>
+      </w:rPr>
+    </w:lvl>
+    <w:lvl w:ilvl="3" w:tentative="1">
+      <w:start w:val="1"/>
+      <w:numFmt w:val="bullet"/>
+      <w:lvlText w:val=""/>
+      <w:lvlJc w:val="left"/>
+      <w:pPr>
+        <w:tabs>
+          <w:tab w:val="num" w:pos="2880"/>
+        </w:tabs>
+        <w:ind w:left="2880" w:hanging="360"/>
+      </w:pPr>
+      <w:rPr>
+        <w:rFonts w:ascii="Wingdings" w:hAnsi="Wingdings" w:hint="default"/>
+        <w:sz w:val="20"/>
+      </w:rPr>
+    </w:lvl>
+    <w:lvl w:ilvl="4" w:tentative="1">
+      <w:start w:val="1"/>
+      <w:numFmt w:val="bullet"/>
+      <w:lvlText w:val=""/>
+      <w:lvlJc w:val="left"/>
+      <w:pPr>
+        <w:tabs>
+          <w:tab w:val="num" w:pos="3600"/>
+        </w:tabs>
+        <w:ind w:left="3600" w:hanging="360"/>
+      </w:pPr>
+      <w:rPr>
+        <w:rFonts w:ascii="Wingdings" w:hAnsi="Wingdings" w:hint="default"/>
+        <w:sz w:val="20"/>
+      </w:rPr>
+    </w:lvl>
+    <w:lvl w:ilvl="5" w:tentative="1">
+      <w:start w:val="1"/>
+      <w:numFmt w:val="bullet"/>
+      <w:lvlText w:val=""/>
+      <w:lvlJc w:val="left"/>
+      <w:pPr>
+        <w:tabs>
+          <w:tab w:val="num" w:pos="4320"/>
+        </w:tabs>
+        <w:ind w:left="4320" w:hanging="360"/>
+      </w:pPr>
+      <w:rPr>
+        <w:rFonts w:ascii="Wingdings" w:hAnsi="Wingdings" w:hint="default"/>
+        <w:sz w:val="20"/>
+      </w:rPr>
+    </w:lvl>
+    <w:lvl w:ilvl="6" w:tentative="1">
+      <w:start w:val="1"/>
+      <w:numFmt w:val="bullet"/>
+      <w:lvlText w:val=""/>
+      <w:lvlJc w:val="left"/>
+      <w:pPr>
+        <w:tabs>
+          <w:tab w:val="num" w:pos="5040"/>
+        </w:tabs>
+        <w:ind w:left="5040" w:hanging="360"/>
+      </w:pPr>
+      <w:rPr>
+        <w:rFonts w:ascii="Wingdings" w:hAnsi="Wingdings" w:hint="default"/>
+        <w:sz w:val="20"/>
+      </w:rPr>
+    </w:lvl>
+    <w:lvl w:ilvl="7" w:tentative="1">
+      <w:start w:val="1"/>
+      <w:numFmt w:val="bullet"/>
+      <w:lvlText w:val=""/>
+      <w:lvlJc w:val="left"/>
+      <w:pPr>
+        <w:tabs>
+          <w:tab w:val="num" w:pos="5760"/>
+        </w:tabs>
+        <w:ind w:left="5760" w:hanging="360"/>
+      </w:pPr>
+      <w:rPr>
+        <w:rFonts w:ascii="Wingdings" w:hAnsi="Wingdings" w:hint="default"/>
+        <w:sz w:val="20"/>
+      </w:rPr>
+    </w:lvl>
+    <w:lvl w:ilvl="8" w:tentative="1">
+      <w:start w:val="1"/>
+      <w:numFmt w:val="bullet"/>
+      <w:lvlText w:val=""/>
+      <w:lvlJc w:val="left"/>
+      <w:pPr>
+        <w:tabs>
+          <w:tab w:val="num" w:pos="6480"/>
+        </w:tabs>
+        <w:ind w:left="6480" w:hanging="360"/>
+      </w:pPr>
+      <w:rPr>
+        <w:rFonts w:ascii="Wingdings" w:hAnsi="Wingdings" w:hint="default"/>
+        <w:sz w:val="20"/>
+      </w:rPr>
+    </w:lvl>
+  </w:abstractNum>
+  <w:abstractNum w:abstractNumId="15" w15:restartNumberingAfterBreak="0">
+    <w:nsid w:val="4D8660D9"/>
+    <w:multiLevelType w:val="multilevel"/>
+    <w:tmpl w:val="5C2C746A"/>
+    <w:lvl w:ilvl="0">
+      <w:start w:val="1"/>
+      <w:numFmt w:val="bullet"/>
+      <w:lvlText w:val=""/>
+      <w:lvlJc w:val="left"/>
+      <w:pPr>
+        <w:tabs>
+          <w:tab w:val="num" w:pos="720"/>
+        </w:tabs>
+        <w:ind w:left="720" w:hanging="360"/>
+      </w:pPr>
+      <w:rPr>
+        <w:rFonts w:ascii="Symbol" w:hAnsi="Symbol" w:hint="default"/>
+        <w:sz w:val="20"/>
+      </w:rPr>
+    </w:lvl>
+    <w:lvl w:ilvl="1" w:tentative="1">
+      <w:start w:val="1"/>
+      <w:numFmt w:val="bullet"/>
+      <w:lvlText w:val="o"/>
+      <w:lvlJc w:val="left"/>
+      <w:pPr>
+        <w:tabs>
+          <w:tab w:val="num" w:pos="1440"/>
+        </w:tabs>
+        <w:ind w:left="1440" w:hanging="360"/>
+      </w:pPr>
+      <w:rPr>
+        <w:rFonts w:ascii="Courier New" w:hAnsi="Courier New" w:hint="default"/>
+        <w:sz w:val="20"/>
+      </w:rPr>
+    </w:lvl>
+    <w:lvl w:ilvl="2" w:tentative="1">
+      <w:start w:val="1"/>
+      <w:numFmt w:val="bullet"/>
+      <w:lvlText w:val=""/>
+      <w:lvlJc w:val="left"/>
+      <w:pPr>
+        <w:tabs>
+          <w:tab w:val="num" w:pos="2160"/>
+        </w:tabs>
+        <w:ind w:left="2160" w:hanging="360"/>
+      </w:pPr>
+      <w:rPr>
+        <w:rFonts w:ascii="Wingdings" w:hAnsi="Wingdings" w:hint="default"/>
+        <w:sz w:val="20"/>
+      </w:rPr>
+    </w:lvl>
+    <w:lvl w:ilvl="3" w:tentative="1">
+      <w:start w:val="1"/>
+      <w:numFmt w:val="bullet"/>
+      <w:lvlText w:val=""/>
+      <w:lvlJc w:val="left"/>
+      <w:pPr>
+        <w:tabs>
+          <w:tab w:val="num" w:pos="2880"/>
+        </w:tabs>
+        <w:ind w:left="2880" w:hanging="360"/>
+      </w:pPr>
+      <w:rPr>
+        <w:rFonts w:ascii="Wingdings" w:hAnsi="Wingdings" w:hint="default"/>
+        <w:sz w:val="20"/>
+      </w:rPr>
+    </w:lvl>
+    <w:lvl w:ilvl="4" w:tentative="1">
+      <w:start w:val="1"/>
+      <w:numFmt w:val="bullet"/>
+      <w:lvlText w:val=""/>
+      <w:lvlJc w:val="left"/>
+      <w:pPr>
+        <w:tabs>
+          <w:tab w:val="num" w:pos="3600"/>
+        </w:tabs>
+        <w:ind w:left="3600" w:hanging="360"/>
+      </w:pPr>
+      <w:rPr>
+        <w:rFonts w:ascii="Wingdings" w:hAnsi="Wingdings" w:hint="default"/>
+        <w:sz w:val="20"/>
+      </w:rPr>
+    </w:lvl>
+    <w:lvl w:ilvl="5" w:tentative="1">
+      <w:start w:val="1"/>
+      <w:numFmt w:val="bullet"/>
+      <w:lvlText w:val=""/>
+      <w:lvlJc w:val="left"/>
+      <w:pPr>
+        <w:tabs>
+          <w:tab w:val="num" w:pos="4320"/>
+        </w:tabs>
+        <w:ind w:left="4320" w:hanging="360"/>
+      </w:pPr>
+      <w:rPr>
+        <w:rFonts w:ascii="Wingdings" w:hAnsi="Wingdings" w:hint="default"/>
+        <w:sz w:val="20"/>
+      </w:rPr>
+    </w:lvl>
+    <w:lvl w:ilvl="6" w:tentative="1">
+      <w:start w:val="1"/>
+      <w:numFmt w:val="bullet"/>
+      <w:lvlText w:val=""/>
+      <w:lvlJc w:val="left"/>
+      <w:pPr>
+        <w:tabs>
+          <w:tab w:val="num" w:pos="5040"/>
+        </w:tabs>
+        <w:ind w:left="5040" w:hanging="360"/>
+      </w:pPr>
+      <w:rPr>
+        <w:rFonts w:ascii="Wingdings" w:hAnsi="Wingdings" w:hint="default"/>
+        <w:sz w:val="20"/>
+      </w:rPr>
+    </w:lvl>
+    <w:lvl w:ilvl="7" w:tentative="1">
+      <w:start w:val="1"/>
+      <w:numFmt w:val="bullet"/>
+      <w:lvlText w:val=""/>
+      <w:lvlJc w:val="left"/>
+      <w:pPr>
+        <w:tabs>
+          <w:tab w:val="num" w:pos="5760"/>
+        </w:tabs>
+        <w:ind w:left="5760" w:hanging="360"/>
+      </w:pPr>
+      <w:rPr>
+        <w:rFonts w:ascii="Wingdings" w:hAnsi="Wingdings" w:hint="default"/>
+        <w:sz w:val="20"/>
+      </w:rPr>
+    </w:lvl>
+    <w:lvl w:ilvl="8" w:tentative="1">
+      <w:start w:val="1"/>
+      <w:numFmt w:val="bullet"/>
+      <w:lvlText w:val=""/>
+      <w:lvlJc w:val="left"/>
+      <w:pPr>
+        <w:tabs>
+          <w:tab w:val="num" w:pos="6480"/>
+        </w:tabs>
+        <w:ind w:left="6480" w:hanging="360"/>
+      </w:pPr>
+      <w:rPr>
+        <w:rFonts w:ascii="Wingdings" w:hAnsi="Wingdings" w:hint="default"/>
+        <w:sz w:val="20"/>
+      </w:rPr>
+    </w:lvl>
+  </w:abstractNum>
+  <w:abstractNum w:abstractNumId="16" w15:restartNumberingAfterBreak="0">
+    <w:nsid w:val="51B43FF0"/>
+    <w:multiLevelType w:val="multilevel"/>
+    <w:tmpl w:val="34D89E38"/>
+    <w:lvl w:ilvl="0">
+      <w:start w:val="1"/>
+      <w:numFmt w:val="bullet"/>
+      <w:lvlText w:val=""/>
+      <w:lvlJc w:val="left"/>
+      <w:pPr>
+        <w:tabs>
+          <w:tab w:val="num" w:pos="720"/>
+        </w:tabs>
+        <w:ind w:left="720" w:hanging="360"/>
+      </w:pPr>
+      <w:rPr>
+        <w:rFonts w:ascii="Symbol" w:hAnsi="Symbol" w:hint="default"/>
+        <w:sz w:val="20"/>
+      </w:rPr>
+    </w:lvl>
+    <w:lvl w:ilvl="1" w:tentative="1">
+      <w:start w:val="1"/>
+      <w:numFmt w:val="bullet"/>
+      <w:lvlText w:val="o"/>
+      <w:lvlJc w:val="left"/>
+      <w:pPr>
+        <w:tabs>
+          <w:tab w:val="num" w:pos="1440"/>
+        </w:tabs>
+        <w:ind w:left="1440" w:hanging="360"/>
+      </w:pPr>
+      <w:rPr>
+        <w:rFonts w:ascii="Courier New" w:hAnsi="Courier New" w:hint="default"/>
+        <w:sz w:val="20"/>
+      </w:rPr>
+    </w:lvl>
+    <w:lvl w:ilvl="2" w:tentative="1">
+      <w:start w:val="1"/>
+      <w:numFmt w:val="bullet"/>
+      <w:lvlText w:val=""/>
+      <w:lvlJc w:val="left"/>
+      <w:pPr>
+        <w:tabs>
+          <w:tab w:val="num" w:pos="2160"/>
+        </w:tabs>
+        <w:ind w:left="2160" w:hanging="360"/>
+      </w:pPr>
+      <w:rPr>
+        <w:rFonts w:ascii="Wingdings" w:hAnsi="Wingdings" w:hint="default"/>
+        <w:sz w:val="20"/>
+      </w:rPr>
+    </w:lvl>
+    <w:lvl w:ilvl="3" w:tentative="1">
+      <w:start w:val="1"/>
+      <w:numFmt w:val="bullet"/>
+      <w:lvlText w:val=""/>
+      <w:lvlJc w:val="left"/>
+      <w:pPr>
+        <w:tabs>
+          <w:tab w:val="num" w:pos="2880"/>
+        </w:tabs>
+        <w:ind w:left="2880" w:hanging="360"/>
+      </w:pPr>
+      <w:rPr>
+        <w:rFonts w:ascii="Wingdings" w:hAnsi="Wingdings" w:hint="default"/>
+        <w:sz w:val="20"/>
+      </w:rPr>
+    </w:lvl>
+    <w:lvl w:ilvl="4" w:tentative="1">
+      <w:start w:val="1"/>
+      <w:numFmt w:val="bullet"/>
+      <w:lvlText w:val=""/>
+      <w:lvlJc w:val="left"/>
+      <w:pPr>
+        <w:tabs>
+          <w:tab w:val="num" w:pos="3600"/>
+        </w:tabs>
+        <w:ind w:left="3600" w:hanging="360"/>
+      </w:pPr>
+      <w:rPr>
+        <w:rFonts w:ascii="Wingdings" w:hAnsi="Wingdings" w:hint="default"/>
+        <w:sz w:val="20"/>
+      </w:rPr>
+    </w:lvl>
+    <w:lvl w:ilvl="5" w:tentative="1">
+      <w:start w:val="1"/>
+      <w:numFmt w:val="bullet"/>
+      <w:lvlText w:val=""/>
+      <w:lvlJc w:val="left"/>
+      <w:pPr>
+        <w:tabs>
+          <w:tab w:val="num" w:pos="4320"/>
+        </w:tabs>
+        <w:ind w:left="4320" w:hanging="360"/>
+      </w:pPr>
+      <w:rPr>
+        <w:rFonts w:ascii="Wingdings" w:hAnsi="Wingdings" w:hint="default"/>
+        <w:sz w:val="20"/>
+      </w:rPr>
+    </w:lvl>
+    <w:lvl w:ilvl="6" w:tentative="1">
+      <w:start w:val="1"/>
+      <w:numFmt w:val="bullet"/>
+      <w:lvlText w:val=""/>
+      <w:lvlJc w:val="left"/>
+      <w:pPr>
+        <w:tabs>
+          <w:tab w:val="num" w:pos="5040"/>
+        </w:tabs>
+        <w:ind w:left="5040" w:hanging="360"/>
+      </w:pPr>
+      <w:rPr>
+        <w:rFonts w:ascii="Wingdings" w:hAnsi="Wingdings" w:hint="default"/>
+        <w:sz w:val="20"/>
+      </w:rPr>
+    </w:lvl>
+    <w:lvl w:ilvl="7" w:tentative="1">
+      <w:start w:val="1"/>
+      <w:numFmt w:val="bullet"/>
+      <w:lvlText w:val=""/>
+      <w:lvlJc w:val="left"/>
+      <w:pPr>
+        <w:tabs>
+          <w:tab w:val="num" w:pos="5760"/>
+        </w:tabs>
+        <w:ind w:left="5760" w:hanging="360"/>
+      </w:pPr>
+      <w:rPr>
+        <w:rFonts w:ascii="Wingdings" w:hAnsi="Wingdings" w:hint="default"/>
+        <w:sz w:val="20"/>
+      </w:rPr>
+    </w:lvl>
+    <w:lvl w:ilvl="8" w:tentative="1">
+      <w:start w:val="1"/>
+      <w:numFmt w:val="bullet"/>
+      <w:lvlText w:val=""/>
+      <w:lvlJc w:val="left"/>
+      <w:pPr>
+        <w:tabs>
+          <w:tab w:val="num" w:pos="6480"/>
+        </w:tabs>
+        <w:ind w:left="6480" w:hanging="360"/>
+      </w:pPr>
+      <w:rPr>
+        <w:rFonts w:ascii="Wingdings" w:hAnsi="Wingdings" w:hint="default"/>
+        <w:sz w:val="20"/>
+      </w:rPr>
+    </w:lvl>
+  </w:abstractNum>
+  <w:abstractNum w:abstractNumId="17" w15:restartNumberingAfterBreak="0">
     <w:nsid w:val="562F0BB1"/>
     <w:multiLevelType w:val="multilevel"/>
     <w:tmpl w:val="4AC60970"/>
@@ -2281,7 +3338,7 @@
       </w:rPr>
     </w:lvl>
   </w:abstractNum>
-  <w:abstractNum w:abstractNumId="8" w15:restartNumberingAfterBreak="0">
+  <w:abstractNum w:abstractNumId="18" w15:restartNumberingAfterBreak="0">
     <w:nsid w:val="5AE71A8B"/>
     <w:multiLevelType w:val="multilevel"/>
     <w:tmpl w:val="1D802B86"/>
@@ -2430,7 +3487,7 @@
       </w:rPr>
     </w:lvl>
   </w:abstractNum>
-  <w:abstractNum w:abstractNumId="9" w15:restartNumberingAfterBreak="0">
+  <w:abstractNum w:abstractNumId="19" w15:restartNumberingAfterBreak="0">
     <w:nsid w:val="64026FBD"/>
     <w:multiLevelType w:val="multilevel"/>
     <w:tmpl w:val="06509F32"/>
@@ -2579,7 +3636,7 @@
       </w:rPr>
     </w:lvl>
   </w:abstractNum>
-  <w:abstractNum w:abstractNumId="10" w15:restartNumberingAfterBreak="0">
+  <w:abstractNum w:abstractNumId="20" w15:restartNumberingAfterBreak="0">
     <w:nsid w:val="6AF61DDF"/>
     <w:multiLevelType w:val="multilevel"/>
     <w:tmpl w:val="3B0A7786"/>
@@ -2728,7 +3785,305 @@
       </w:rPr>
     </w:lvl>
   </w:abstractNum>
-  <w:abstractNum w:abstractNumId="11" w15:restartNumberingAfterBreak="0">
+  <w:abstractNum w:abstractNumId="21" w15:restartNumberingAfterBreak="0">
+    <w:nsid w:val="6C751AE8"/>
+    <w:multiLevelType w:val="multilevel"/>
+    <w:tmpl w:val="EF02B594"/>
+    <w:lvl w:ilvl="0">
+      <w:start w:val="1"/>
+      <w:numFmt w:val="bullet"/>
+      <w:lvlText w:val=""/>
+      <w:lvlJc w:val="left"/>
+      <w:pPr>
+        <w:tabs>
+          <w:tab w:val="num" w:pos="720"/>
+        </w:tabs>
+        <w:ind w:left="720" w:hanging="360"/>
+      </w:pPr>
+      <w:rPr>
+        <w:rFonts w:ascii="Symbol" w:hAnsi="Symbol" w:hint="default"/>
+        <w:sz w:val="20"/>
+      </w:rPr>
+    </w:lvl>
+    <w:lvl w:ilvl="1" w:tentative="1">
+      <w:start w:val="1"/>
+      <w:numFmt w:val="bullet"/>
+      <w:lvlText w:val="o"/>
+      <w:lvlJc w:val="left"/>
+      <w:pPr>
+        <w:tabs>
+          <w:tab w:val="num" w:pos="1440"/>
+        </w:tabs>
+        <w:ind w:left="1440" w:hanging="360"/>
+      </w:pPr>
+      <w:rPr>
+        <w:rFonts w:ascii="Courier New" w:hAnsi="Courier New" w:hint="default"/>
+        <w:sz w:val="20"/>
+      </w:rPr>
+    </w:lvl>
+    <w:lvl w:ilvl="2" w:tentative="1">
+      <w:start w:val="1"/>
+      <w:numFmt w:val="bullet"/>
+      <w:lvlText w:val=""/>
+      <w:lvlJc w:val="left"/>
+      <w:pPr>
+        <w:tabs>
+          <w:tab w:val="num" w:pos="2160"/>
+        </w:tabs>
+        <w:ind w:left="2160" w:hanging="360"/>
+      </w:pPr>
+      <w:rPr>
+        <w:rFonts w:ascii="Wingdings" w:hAnsi="Wingdings" w:hint="default"/>
+        <w:sz w:val="20"/>
+      </w:rPr>
+    </w:lvl>
+    <w:lvl w:ilvl="3" w:tentative="1">
+      <w:start w:val="1"/>
+      <w:numFmt w:val="bullet"/>
+      <w:lvlText w:val=""/>
+      <w:lvlJc w:val="left"/>
+      <w:pPr>
+        <w:tabs>
+          <w:tab w:val="num" w:pos="2880"/>
+        </w:tabs>
+        <w:ind w:left="2880" w:hanging="360"/>
+      </w:pPr>
+      <w:rPr>
+        <w:rFonts w:ascii="Wingdings" w:hAnsi="Wingdings" w:hint="default"/>
+        <w:sz w:val="20"/>
+      </w:rPr>
+    </w:lvl>
+    <w:lvl w:ilvl="4" w:tentative="1">
+      <w:start w:val="1"/>
+      <w:numFmt w:val="bullet"/>
+      <w:lvlText w:val=""/>
+      <w:lvlJc w:val="left"/>
+      <w:pPr>
+        <w:tabs>
+          <w:tab w:val="num" w:pos="3600"/>
+        </w:tabs>
+        <w:ind w:left="3600" w:hanging="360"/>
+      </w:pPr>
+      <w:rPr>
+        <w:rFonts w:ascii="Wingdings" w:hAnsi="Wingdings" w:hint="default"/>
+        <w:sz w:val="20"/>
+      </w:rPr>
+    </w:lvl>
+    <w:lvl w:ilvl="5" w:tentative="1">
+      <w:start w:val="1"/>
+      <w:numFmt w:val="bullet"/>
+      <w:lvlText w:val=""/>
+      <w:lvlJc w:val="left"/>
+      <w:pPr>
+        <w:tabs>
+          <w:tab w:val="num" w:pos="4320"/>
+        </w:tabs>
+        <w:ind w:left="4320" w:hanging="360"/>
+      </w:pPr>
+      <w:rPr>
+        <w:rFonts w:ascii="Wingdings" w:hAnsi="Wingdings" w:hint="default"/>
+        <w:sz w:val="20"/>
+      </w:rPr>
+    </w:lvl>
+    <w:lvl w:ilvl="6" w:tentative="1">
+      <w:start w:val="1"/>
+      <w:numFmt w:val="bullet"/>
+      <w:lvlText w:val=""/>
+      <w:lvlJc w:val="left"/>
+      <w:pPr>
+        <w:tabs>
+          <w:tab w:val="num" w:pos="5040"/>
+        </w:tabs>
+        <w:ind w:left="5040" w:hanging="360"/>
+      </w:pPr>
+      <w:rPr>
+        <w:rFonts w:ascii="Wingdings" w:hAnsi="Wingdings" w:hint="default"/>
+        <w:sz w:val="20"/>
+      </w:rPr>
+    </w:lvl>
+    <w:lvl w:ilvl="7" w:tentative="1">
+      <w:start w:val="1"/>
+      <w:numFmt w:val="bullet"/>
+      <w:lvlText w:val=""/>
+      <w:lvlJc w:val="left"/>
+      <w:pPr>
+        <w:tabs>
+          <w:tab w:val="num" w:pos="5760"/>
+        </w:tabs>
+        <w:ind w:left="5760" w:hanging="360"/>
+      </w:pPr>
+      <w:rPr>
+        <w:rFonts w:ascii="Wingdings" w:hAnsi="Wingdings" w:hint="default"/>
+        <w:sz w:val="20"/>
+      </w:rPr>
+    </w:lvl>
+    <w:lvl w:ilvl="8" w:tentative="1">
+      <w:start w:val="1"/>
+      <w:numFmt w:val="bullet"/>
+      <w:lvlText w:val=""/>
+      <w:lvlJc w:val="left"/>
+      <w:pPr>
+        <w:tabs>
+          <w:tab w:val="num" w:pos="6480"/>
+        </w:tabs>
+        <w:ind w:left="6480" w:hanging="360"/>
+      </w:pPr>
+      <w:rPr>
+        <w:rFonts w:ascii="Wingdings" w:hAnsi="Wingdings" w:hint="default"/>
+        <w:sz w:val="20"/>
+      </w:rPr>
+    </w:lvl>
+  </w:abstractNum>
+  <w:abstractNum w:abstractNumId="22" w15:restartNumberingAfterBreak="0">
+    <w:nsid w:val="70D2013D"/>
+    <w:multiLevelType w:val="multilevel"/>
+    <w:tmpl w:val="53266FEE"/>
+    <w:lvl w:ilvl="0">
+      <w:start w:val="1"/>
+      <w:numFmt w:val="bullet"/>
+      <w:lvlText w:val=""/>
+      <w:lvlJc w:val="left"/>
+      <w:pPr>
+        <w:tabs>
+          <w:tab w:val="num" w:pos="720"/>
+        </w:tabs>
+        <w:ind w:left="720" w:hanging="360"/>
+      </w:pPr>
+      <w:rPr>
+        <w:rFonts w:ascii="Symbol" w:hAnsi="Symbol" w:hint="default"/>
+        <w:sz w:val="20"/>
+      </w:rPr>
+    </w:lvl>
+    <w:lvl w:ilvl="1" w:tentative="1">
+      <w:start w:val="1"/>
+      <w:numFmt w:val="bullet"/>
+      <w:lvlText w:val="o"/>
+      <w:lvlJc w:val="left"/>
+      <w:pPr>
+        <w:tabs>
+          <w:tab w:val="num" w:pos="1440"/>
+        </w:tabs>
+        <w:ind w:left="1440" w:hanging="360"/>
+      </w:pPr>
+      <w:rPr>
+        <w:rFonts w:ascii="Courier New" w:hAnsi="Courier New" w:hint="default"/>
+        <w:sz w:val="20"/>
+      </w:rPr>
+    </w:lvl>
+    <w:lvl w:ilvl="2" w:tentative="1">
+      <w:start w:val="1"/>
+      <w:numFmt w:val="bullet"/>
+      <w:lvlText w:val=""/>
+      <w:lvlJc w:val="left"/>
+      <w:pPr>
+        <w:tabs>
+          <w:tab w:val="num" w:pos="2160"/>
+        </w:tabs>
+        <w:ind w:left="2160" w:hanging="360"/>
+      </w:pPr>
+      <w:rPr>
+        <w:rFonts w:ascii="Wingdings" w:hAnsi="Wingdings" w:hint="default"/>
+        <w:sz w:val="20"/>
+      </w:rPr>
+    </w:lvl>
+    <w:lvl w:ilvl="3" w:tentative="1">
+      <w:start w:val="1"/>
+      <w:numFmt w:val="bullet"/>
+      <w:lvlText w:val=""/>
+      <w:lvlJc w:val="left"/>
+      <w:pPr>
+        <w:tabs>
+          <w:tab w:val="num" w:pos="2880"/>
+        </w:tabs>
+        <w:ind w:left="2880" w:hanging="360"/>
+      </w:pPr>
+      <w:rPr>
+        <w:rFonts w:ascii="Wingdings" w:hAnsi="Wingdings" w:hint="default"/>
+        <w:sz w:val="20"/>
+      </w:rPr>
+    </w:lvl>
+    <w:lvl w:ilvl="4" w:tentative="1">
+      <w:start w:val="1"/>
+      <w:numFmt w:val="bullet"/>
+      <w:lvlText w:val=""/>
+      <w:lvlJc w:val="left"/>
+      <w:pPr>
+        <w:tabs>
+          <w:tab w:val="num" w:pos="3600"/>
+        </w:tabs>
+        <w:ind w:left="3600" w:hanging="360"/>
+      </w:pPr>
+      <w:rPr>
+        <w:rFonts w:ascii="Wingdings" w:hAnsi="Wingdings" w:hint="default"/>
+        <w:sz w:val="20"/>
+      </w:rPr>
+    </w:lvl>
+    <w:lvl w:ilvl="5" w:tentative="1">
+      <w:start w:val="1"/>
+      <w:numFmt w:val="bullet"/>
+      <w:lvlText w:val=""/>
+      <w:lvlJc w:val="left"/>
+      <w:pPr>
+        <w:tabs>
+          <w:tab w:val="num" w:pos="4320"/>
+        </w:tabs>
+        <w:ind w:left="4320" w:hanging="360"/>
+      </w:pPr>
+      <w:rPr>
+        <w:rFonts w:ascii="Wingdings" w:hAnsi="Wingdings" w:hint="default"/>
+        <w:sz w:val="20"/>
+      </w:rPr>
+    </w:lvl>
+    <w:lvl w:ilvl="6" w:tentative="1">
+      <w:start w:val="1"/>
+      <w:numFmt w:val="bullet"/>
+      <w:lvlText w:val=""/>
+      <w:lvlJc w:val="left"/>
+      <w:pPr>
+        <w:tabs>
+          <w:tab w:val="num" w:pos="5040"/>
+        </w:tabs>
+        <w:ind w:left="5040" w:hanging="360"/>
+      </w:pPr>
+      <w:rPr>
+        <w:rFonts w:ascii="Wingdings" w:hAnsi="Wingdings" w:hint="default"/>
+        <w:sz w:val="20"/>
+      </w:rPr>
+    </w:lvl>
+    <w:lvl w:ilvl="7" w:tentative="1">
+      <w:start w:val="1"/>
+      <w:numFmt w:val="bullet"/>
+      <w:lvlText w:val=""/>
+      <w:lvlJc w:val="left"/>
+      <w:pPr>
+        <w:tabs>
+          <w:tab w:val="num" w:pos="5760"/>
+        </w:tabs>
+        <w:ind w:left="5760" w:hanging="360"/>
+      </w:pPr>
+      <w:rPr>
+        <w:rFonts w:ascii="Wingdings" w:hAnsi="Wingdings" w:hint="default"/>
+        <w:sz w:val="20"/>
+      </w:rPr>
+    </w:lvl>
+    <w:lvl w:ilvl="8" w:tentative="1">
+      <w:start w:val="1"/>
+      <w:numFmt w:val="bullet"/>
+      <w:lvlText w:val=""/>
+      <w:lvlJc w:val="left"/>
+      <w:pPr>
+        <w:tabs>
+          <w:tab w:val="num" w:pos="6480"/>
+        </w:tabs>
+        <w:ind w:left="6480" w:hanging="360"/>
+      </w:pPr>
+      <w:rPr>
+        <w:rFonts w:ascii="Wingdings" w:hAnsi="Wingdings" w:hint="default"/>
+        <w:sz w:val="20"/>
+      </w:rPr>
+    </w:lvl>
+  </w:abstractNum>
+  <w:abstractNum w:abstractNumId="23" w15:restartNumberingAfterBreak="0">
     <w:nsid w:val="744B1F3A"/>
     <w:multiLevelType w:val="multilevel"/>
     <w:tmpl w:val="7002834C"/>
@@ -2878,40 +4233,76 @@
     </w:lvl>
   </w:abstractNum>
   <w:num w:numId="1" w16cid:durableId="1879782298">
+    <w:abstractNumId w:val="4"/>
+  </w:num>
+  <w:num w:numId="2" w16cid:durableId="886259708">
+    <w:abstractNumId w:val="17"/>
+  </w:num>
+  <w:num w:numId="3" w16cid:durableId="1989747292">
+    <w:abstractNumId w:val="19"/>
+  </w:num>
+  <w:num w:numId="4" w16cid:durableId="2123263544">
+    <w:abstractNumId w:val="18"/>
+  </w:num>
+  <w:num w:numId="5" w16cid:durableId="341206585">
+    <w:abstractNumId w:val="9"/>
+  </w:num>
+  <w:num w:numId="6" w16cid:durableId="1503012787">
+    <w:abstractNumId w:val="20"/>
+  </w:num>
+  <w:num w:numId="7" w16cid:durableId="254823314">
+    <w:abstractNumId w:val="7"/>
+  </w:num>
+  <w:num w:numId="8" w16cid:durableId="753355395">
+    <w:abstractNumId w:val="23"/>
+  </w:num>
+  <w:num w:numId="9" w16cid:durableId="656228804">
+    <w:abstractNumId w:val="11"/>
+  </w:num>
+  <w:num w:numId="10" w16cid:durableId="1496413469">
+    <w:abstractNumId w:val="12"/>
+  </w:num>
+  <w:num w:numId="11" w16cid:durableId="831217613">
+    <w:abstractNumId w:val="8"/>
+  </w:num>
+  <w:num w:numId="12" w16cid:durableId="1309165683">
+    <w:abstractNumId w:val="3"/>
+  </w:num>
+  <w:num w:numId="13" w16cid:durableId="2006400957">
+    <w:abstractNumId w:val="13"/>
+  </w:num>
+  <w:num w:numId="14" w16cid:durableId="747770346">
+    <w:abstractNumId w:val="0"/>
+  </w:num>
+  <w:num w:numId="15" w16cid:durableId="1269241482">
+    <w:abstractNumId w:val="22"/>
+  </w:num>
+  <w:num w:numId="16" w16cid:durableId="973827142">
+    <w:abstractNumId w:val="21"/>
+  </w:num>
+  <w:num w:numId="17" w16cid:durableId="2010909099">
+    <w:abstractNumId w:val="2"/>
+  </w:num>
+  <w:num w:numId="18" w16cid:durableId="375084044">
+    <w:abstractNumId w:val="5"/>
+  </w:num>
+  <w:num w:numId="19" w16cid:durableId="286933460">
     <w:abstractNumId w:val="1"/>
   </w:num>
-  <w:num w:numId="2" w16cid:durableId="886259708">
-    <w:abstractNumId w:val="7"/>
-  </w:num>
-  <w:num w:numId="3" w16cid:durableId="1989747292">
-    <w:abstractNumId w:val="9"/>
-  </w:num>
-  <w:num w:numId="4" w16cid:durableId="2123263544">
-    <w:abstractNumId w:val="8"/>
-  </w:num>
-  <w:num w:numId="5" w16cid:durableId="341206585">
-    <w:abstractNumId w:val="4"/>
-  </w:num>
-  <w:num w:numId="6" w16cid:durableId="1503012787">
+  <w:num w:numId="20" w16cid:durableId="239606406">
     <w:abstractNumId w:val="10"/>
   </w:num>
-  <w:num w:numId="7" w16cid:durableId="254823314">
-    <w:abstractNumId w:val="2"/>
+  <w:num w:numId="21" w16cid:durableId="1298755665">
+    <w:abstractNumId w:val="15"/>
   </w:num>
-  <w:num w:numId="8" w16cid:durableId="753355395">
-    <w:abstractNumId w:val="11"/>
-  </w:num>
-  <w:num w:numId="9" w16cid:durableId="656228804">
-    <w:abstractNumId w:val="5"/>
-  </w:num>
-  <w:num w:numId="10" w16cid:durableId="1496413469">
+  <w:num w:numId="22" w16cid:durableId="861556412">
     <w:abstractNumId w:val="6"/>
   </w:num>
-  <w:num w:numId="11" w16cid:durableId="831217613">
-    <w:abstractNumId w:val="3"/>
+  <w:num w:numId="23" w16cid:durableId="965115233">
+    <w:abstractNumId w:val="14"/>
   </w:num>
-  <w:num w:numId="12" w16cid:durableId="1309165683">
-    <w:abstractNumId w:val="0"/>
+  <w:num w:numId="24" w16cid:durableId="899174144">
+    <w:abstractNumId w:val="16"/>
   </w:num>
   <w:numIdMacAtCleanup w:val="12"/>
 </w:numbering>
@@ -4152,6 +5543,27 @@
 </file>
 
 <file path=customXml/item1.xml><?xml version="1.0" encoding="utf-8"?>
+<p:properties xmlns:p="http://schemas.microsoft.com/office/2006/metadata/properties" xmlns:xsi="http://www.w3.org/2001/XMLSchema-instance" xmlns:pc="http://schemas.microsoft.com/office/infopath/2007/PartnerControls">
+  <documentManagement>
+    <TaxCatchAll xmlns="ad7b9bf4-a9c3-4aee-929f-9583f0677ab0" xsi:nil="true"/>
+    <lcf76f155ced4ddcb4097134ff3c332f xmlns="c24994f9-df2a-42e9-9aba-7df4739d2b7f">
+      <Terms xmlns="http://schemas.microsoft.com/office/infopath/2007/PartnerControls"/>
+    </lcf76f155ced4ddcb4097134ff3c332f>
+    <ReferenceId xmlns="c24994f9-df2a-42e9-9aba-7df4739d2b7f" xsi:nil="true"/>
+  </documentManagement>
+</p:properties>
+</file>
+
+<file path=customXml/item2.xml><?xml version="1.0" encoding="utf-8"?>
+<?mso-contentType ?>
+<FormTemplates xmlns="http://schemas.microsoft.com/sharepoint/v3/contenttype/forms">
+  <Display>DocumentLibraryForm</Display>
+  <Edit>DocumentLibraryForm</Edit>
+  <New>DocumentLibraryForm</New>
+</FormTemplates>
+</file>
+
+<file path=customXml/item3.xml><?xml version="1.0" encoding="utf-8"?>
 <ct:contentTypeSchema xmlns:ct="http://schemas.microsoft.com/office/2006/metadata/contentType" xmlns:ma="http://schemas.microsoft.com/office/2006/metadata/properties/metaAttributes" ct:_="" ma:_="" ma:contentTypeName="Document" ma:contentTypeID="0x01010065479903623FB64280242199B0048742" ma:contentTypeVersion="13" ma:contentTypeDescription="Create a new document." ma:contentTypeScope="" ma:versionID="2d1313eefe722532a239c72204b190f3">
   <xsd:schema xmlns:xsd="http://www.w3.org/2001/XMLSchema" xmlns:xs="http://www.w3.org/2001/XMLSchema" xmlns:p="http://schemas.microsoft.com/office/2006/metadata/properties" xmlns:ns2="c24994f9-df2a-42e9-9aba-7df4739d2b7f" xmlns:ns3="ad7b9bf4-a9c3-4aee-929f-9583f0677ab0" targetNamespace="http://schemas.microsoft.com/office/2006/metadata/properties" ma:root="true" ma:fieldsID="1af3416bdd7d274d3c2e409b8bc71513" ns2:_="" ns3:_="">
     <xsd:import namespace="c24994f9-df2a-42e9-9aba-7df4739d2b7f"/>
@@ -4358,35 +5770,40 @@
 </ct:contentTypeSchema>
 </file>
 
-<file path=customXml/item2.xml><?xml version="1.0" encoding="utf-8"?>
-<?mso-contentType ?>
-<FormTemplates xmlns="http://schemas.microsoft.com/sharepoint/v3/contenttype/forms">
-  <Display>DocumentLibraryForm</Display>
-  <Edit>DocumentLibraryForm</Edit>
-  <New>DocumentLibraryForm</New>
-</FormTemplates>
-</file>
-
-<file path=customXml/item3.xml><?xml version="1.0" encoding="utf-8"?>
-<p:properties xmlns:p="http://schemas.microsoft.com/office/2006/metadata/properties" xmlns:xsi="http://www.w3.org/2001/XMLSchema-instance" xmlns:pc="http://schemas.microsoft.com/office/infopath/2007/PartnerControls">
-  <documentManagement>
-    <TaxCatchAll xmlns="ad7b9bf4-a9c3-4aee-929f-9583f0677ab0" xsi:nil="true"/>
-    <lcf76f155ced4ddcb4097134ff3c332f xmlns="c24994f9-df2a-42e9-9aba-7df4739d2b7f">
-      <Terms xmlns="http://schemas.microsoft.com/office/infopath/2007/PartnerControls"/>
-    </lcf76f155ced4ddcb4097134ff3c332f>
-    <ReferenceId xmlns="c24994f9-df2a-42e9-9aba-7df4739d2b7f" xsi:nil="true"/>
-  </documentManagement>
-</p:properties>
-</file>
-
 <file path=customXml/itemProps1.xml><?xml version="1.0" encoding="utf-8"?>
-<ds:datastoreItem xmlns:ds="http://schemas.openxmlformats.org/officeDocument/2006/customXml" ds:itemID="{79FEE5A2-9B9D-489B-BF09-804769F3A7AA}"/>
+<ds:datastoreItem xmlns:ds="http://schemas.openxmlformats.org/officeDocument/2006/customXml" ds:itemID="{C42195B9-3B02-4739-9489-494524541DC1}">
+  <ds:schemaRefs>
+    <ds:schemaRef ds:uri="http://schemas.microsoft.com/office/2006/metadata/properties"/>
+    <ds:schemaRef ds:uri="http://schemas.microsoft.com/office/infopath/2007/PartnerControls"/>
+    <ds:schemaRef ds:uri="ad7b9bf4-a9c3-4aee-929f-9583f0677ab0"/>
+    <ds:schemaRef ds:uri="c24994f9-df2a-42e9-9aba-7df4739d2b7f"/>
+  </ds:schemaRefs>
+</ds:datastoreItem>
 </file>
 
 <file path=customXml/itemProps2.xml><?xml version="1.0" encoding="utf-8"?>
-<ds:datastoreItem xmlns:ds="http://schemas.openxmlformats.org/officeDocument/2006/customXml" ds:itemID="{6D1C6D6E-41A1-4A0D-854F-0FAA9116DF63}"/>
+<ds:datastoreItem xmlns:ds="http://schemas.openxmlformats.org/officeDocument/2006/customXml" ds:itemID="{6D1C6D6E-41A1-4A0D-854F-0FAA9116DF63}">
+  <ds:schemaRefs>
+    <ds:schemaRef ds:uri="http://schemas.microsoft.com/sharepoint/v3/contenttype/forms"/>
+  </ds:schemaRefs>
+</ds:datastoreItem>
 </file>
 
 <file path=customXml/itemProps3.xml><?xml version="1.0" encoding="utf-8"?>
-<ds:datastoreItem xmlns:ds="http://schemas.openxmlformats.org/officeDocument/2006/customXml" ds:itemID="{C42195B9-3B02-4739-9489-494524541DC1}"/>
+<ds:datastoreItem xmlns:ds="http://schemas.openxmlformats.org/officeDocument/2006/customXml" ds:itemID="{79FEE5A2-9B9D-489B-BF09-804769F3A7AA}">
+  <ds:schemaRefs>
+    <ds:schemaRef ds:uri="http://schemas.microsoft.com/office/2006/metadata/contentType"/>
+    <ds:schemaRef ds:uri="http://schemas.microsoft.com/office/2006/metadata/properties/metaAttributes"/>
+    <ds:schemaRef ds:uri="http://www.w3.org/2001/XMLSchema"/>
+    <ds:schemaRef ds:uri="http://schemas.microsoft.com/office/2006/metadata/properties"/>
+    <ds:schemaRef ds:uri="c24994f9-df2a-42e9-9aba-7df4739d2b7f"/>
+    <ds:schemaRef ds:uri="ad7b9bf4-a9c3-4aee-929f-9583f0677ab0"/>
+    <ds:schemaRef ds:uri="http://schemas.microsoft.com/office/2006/documentManagement/types"/>
+    <ds:schemaRef ds:uri="http://schemas.microsoft.com/office/infopath/2007/PartnerControls"/>
+    <ds:schemaRef ds:uri="http://schemas.openxmlformats.org/package/2006/metadata/core-properties"/>
+    <ds:schemaRef ds:uri="http://purl.org/dc/elements/1.1/"/>
+    <ds:schemaRef ds:uri="http://purl.org/dc/terms/"/>
+    <ds:schemaRef ds:uri="http://schemas.microsoft.com/internal/obd"/>
+  </ds:schemaRefs>
+</ds:datastoreItem>
 </file>